--- a/work/【举证说明】专业回馈举证说明.docx
+++ b/work/【举证说明】专业回馈举证说明.docx
@@ -4,17 +4,17 @@
   <w:body>
     <w:p>
       <w:pPr>
-        <w:spacing w:after="120" w:line="360" w:lineRule="auto"/>
+        <w:spacing w:after="360" w:line="360" w:lineRule="auto"/>
         <w:jc w:val="center"/>
         <w:rPr>
-          <w:rFonts w:eastAsia="微软雅黑"/>
+          <w:rFonts w:ascii="Calibri" w:eastAsia="微软雅黑" w:hAnsi="Calibri" w:cs="Calibri"/>
           <w:b/>
           <w:sz w:val="44"/>
         </w:rPr>
       </w:pPr>
       <w:r>
         <w:rPr>
-          <w:rFonts w:eastAsia="微软雅黑" w:hint="eastAsia"/>
+          <w:rFonts w:ascii="Calibri" w:eastAsia="微软雅黑" w:hAnsi="Calibri" w:cs="Calibri" w:hint="eastAsia"/>
           <w:b/>
           <w:sz w:val="44"/>
         </w:rPr>
@@ -24,33 +24,35 @@
     <w:p>
       <w:pPr>
         <w:spacing w:after="120" w:line="360" w:lineRule="auto"/>
-        <w:rPr>
-          <w:rFonts w:eastAsia="微软雅黑"/>
-        </w:rPr>
-      </w:pPr>
-    </w:p>
-    <w:p>
-      <w:pPr>
-        <w:spacing w:after="120" w:line="360" w:lineRule="auto"/>
-        <w:rPr>
-          <w:rFonts w:eastAsia="微软雅黑"/>
-        </w:rPr>
-      </w:pPr>
-      <w:r>
-        <w:rPr>
-          <w:rFonts w:eastAsia="微软雅黑" w:hint="eastAsia"/>
+        <w:jc w:val="left"/>
+        <w:rPr>
+          <w:rFonts w:ascii="Calibri" w:eastAsia="微软雅黑" w:hAnsi="Calibri" w:cs="Calibri"/>
+        </w:rPr>
+      </w:pPr>
+    </w:p>
+    <w:p>
+      <w:pPr>
+        <w:spacing w:after="120" w:line="360" w:lineRule="auto"/>
+        <w:jc w:val="left"/>
+        <w:rPr>
+          <w:rFonts w:ascii="Calibri" w:eastAsia="微软雅黑" w:hAnsi="Calibri" w:cs="Calibri"/>
+        </w:rPr>
+      </w:pPr>
+      <w:r>
+        <w:rPr>
+          <w:rFonts w:ascii="Calibri" w:eastAsia="微软雅黑" w:hAnsi="Calibri" w:cs="Calibri" w:hint="eastAsia"/>
         </w:rPr>
         <w:t>申报人：李进熙（工号：</w:t>
       </w:r>
       <w:r>
         <w:rPr>
-          <w:rFonts w:eastAsia="微软雅黑"/>
+          <w:rFonts w:ascii="Calibri" w:eastAsia="微软雅黑" w:hAnsi="Calibri" w:cs="Calibri"/>
         </w:rPr>
         <w:t>00836012</w:t>
       </w:r>
       <w:r>
         <w:rPr>
-          <w:rFonts w:eastAsia="微软雅黑"/>
+          <w:rFonts w:ascii="Calibri" w:eastAsia="微软雅黑" w:hAnsi="Calibri" w:cs="Calibri"/>
         </w:rPr>
         <w:t>）</w:t>
       </w:r>
@@ -58,16 +60,18 @@
     <w:p>
       <w:pPr>
         <w:spacing w:after="120" w:line="360" w:lineRule="auto"/>
-        <w:rPr>
-          <w:rFonts w:eastAsia="微软雅黑"/>
-        </w:rPr>
-      </w:pPr>
-    </w:p>
-    <w:p>
-      <w:pPr>
-        <w:spacing w:before="240" w:after="120" w:line="360" w:lineRule="auto"/>
-        <w:rPr>
-          <w:rFonts w:eastAsia="微软雅黑"/>
+        <w:jc w:val="left"/>
+        <w:rPr>
+          <w:rFonts w:ascii="Calibri" w:eastAsia="微软雅黑" w:hAnsi="Calibri" w:cs="Calibri"/>
+        </w:rPr>
+      </w:pPr>
+    </w:p>
+    <w:p>
+      <w:pPr>
+        <w:spacing w:before="240" w:after="160" w:line="360" w:lineRule="auto"/>
+        <w:jc w:val="left"/>
+        <w:rPr>
+          <w:rFonts w:ascii="Calibri" w:eastAsia="微软雅黑" w:hAnsi="Calibri" w:cs="Calibri"/>
           <w:b/>
           <w:color w:val="00008B"/>
           <w:sz w:val="30"/>
@@ -75,7 +79,7 @@
       </w:pPr>
       <w:r>
         <w:rPr>
-          <w:rFonts w:eastAsia="微软雅黑" w:hint="eastAsia"/>
+          <w:rFonts w:ascii="Calibri" w:eastAsia="微软雅黑" w:hAnsi="Calibri" w:cs="Calibri" w:hint="eastAsia"/>
           <w:b/>
           <w:color w:val="00008B"/>
           <w:sz w:val="30"/>
@@ -86,36 +90,569 @@
     <w:p>
       <w:pPr>
         <w:spacing w:after="120" w:line="360" w:lineRule="auto"/>
-        <w:rPr>
-          <w:rFonts w:eastAsia="微软雅黑"/>
-        </w:rPr>
-      </w:pPr>
-    </w:p>
-    <w:p>
-      <w:pPr>
-        <w:spacing w:after="120" w:line="360" w:lineRule="auto"/>
-        <w:rPr>
-          <w:rFonts w:eastAsia="微软雅黑"/>
-          <w:b/>
-          <w:color w:val="333333"/>
-          <w:sz w:val="24"/>
-        </w:rPr>
-      </w:pPr>
-      <w:r>
-        <w:rPr>
-          <w:rFonts w:eastAsia="微软雅黑"/>
-          <w:b/>
-          <w:color w:val="333333"/>
-          <w:sz w:val="24"/>
-        </w:rPr>
-        <w:t xml:space="preserve">1. MindIE-SD </w:t>
-      </w:r>
-      <w:r>
-        <w:rPr>
-          <w:rFonts w:eastAsia="微软雅黑"/>
-          <w:b/>
-          <w:color w:val="333333"/>
-          <w:sz w:val="24"/>
+        <w:jc w:val="left"/>
+        <w:rPr>
+          <w:rFonts w:ascii="Calibri" w:eastAsia="微软雅黑" w:hAnsi="Calibri" w:cs="Calibri"/>
+        </w:rPr>
+      </w:pPr>
+    </w:p>
+    <w:p>
+      <w:pPr>
+        <w:spacing w:after="120" w:line="360" w:lineRule="auto"/>
+        <w:jc w:val="left"/>
+        <w:rPr>
+          <w:rFonts w:ascii="Calibri" w:eastAsia="微软雅黑" w:hAnsi="Calibri" w:cs="Calibri"/>
+        </w:rPr>
+      </w:pPr>
+      <w:r>
+        <w:rPr>
+          <w:rFonts w:ascii="Calibri" w:eastAsia="微软雅黑" w:hAnsi="Calibri" w:cs="Calibri"/>
+        </w:rPr>
+        <w:t xml:space="preserve">1. RotateAttention </w:t>
+      </w:r>
+      <w:r>
+        <w:rPr>
+          <w:rFonts w:ascii="Calibri" w:eastAsia="微软雅黑" w:hAnsi="Calibri" w:cs="Calibri"/>
+        </w:rPr>
+        <w:t>论文</w:t>
+      </w:r>
+    </w:p>
+    <w:p>
+      <w:pPr>
+        <w:spacing w:after="120" w:line="360" w:lineRule="auto"/>
+        <w:jc w:val="left"/>
+        <w:rPr>
+          <w:rFonts w:ascii="Calibri" w:eastAsia="微软雅黑" w:hAnsi="Calibri" w:cs="Calibri"/>
+        </w:rPr>
+      </w:pPr>
+    </w:p>
+    <w:p>
+      <w:pPr>
+        <w:spacing w:after="120" w:line="360" w:lineRule="auto"/>
+        <w:jc w:val="left"/>
+        <w:rPr>
+          <w:rFonts w:ascii="Calibri" w:eastAsia="微软雅黑" w:hAnsi="Calibri" w:cs="Calibri"/>
+        </w:rPr>
+      </w:pPr>
+      <w:r>
+        <w:rPr>
+          <w:rFonts w:ascii="Calibri" w:eastAsia="微软雅黑" w:hAnsi="Calibri" w:cs="Calibri" w:hint="eastAsia"/>
+        </w:rPr>
+        <w:t>活动：发表《</w:t>
+      </w:r>
+      <w:r>
+        <w:rPr>
+          <w:rFonts w:ascii="Calibri" w:eastAsia="微软雅黑" w:hAnsi="Calibri" w:cs="Calibri"/>
+        </w:rPr>
+        <w:t>RotateAttention: RoPE-Aware Rotation and Range Rectification for INT4 Quantized Attention in Video Generation</w:t>
+      </w:r>
+      <w:r>
+        <w:rPr>
+          <w:rFonts w:ascii="Calibri" w:eastAsia="微软雅黑" w:hAnsi="Calibri" w:cs="Calibri"/>
+        </w:rPr>
+        <w:t>》，入选</w:t>
+      </w:r>
+      <w:r>
+        <w:rPr>
+          <w:rFonts w:ascii="Calibri" w:eastAsia="微软雅黑" w:hAnsi="Calibri" w:cs="Calibri"/>
+        </w:rPr>
+        <w:t xml:space="preserve"> ECCV 2026</w:t>
+      </w:r>
+      <w:r>
+        <w:rPr>
+          <w:rFonts w:ascii="Calibri" w:eastAsia="微软雅黑" w:hAnsi="Calibri" w:cs="Calibri"/>
+        </w:rPr>
+        <w:t>。</w:t>
+      </w:r>
+    </w:p>
+    <w:p>
+      <w:pPr>
+        <w:spacing w:after="120" w:line="360" w:lineRule="auto"/>
+        <w:jc w:val="left"/>
+        <w:rPr>
+          <w:rFonts w:ascii="Calibri" w:eastAsia="微软雅黑" w:hAnsi="Calibri" w:cs="Calibri"/>
+        </w:rPr>
+      </w:pPr>
+      <w:r>
+        <w:rPr>
+          <w:rFonts w:ascii="Calibri" w:eastAsia="微软雅黑" w:hAnsi="Calibri" w:cs="Calibri" w:hint="eastAsia"/>
+        </w:rPr>
+        <w:t>本人角色：论文作者</w:t>
+      </w:r>
+      <w:r>
+        <w:rPr>
+          <w:rFonts w:ascii="Calibri" w:eastAsia="微软雅黑" w:hAnsi="Calibri" w:cs="Calibri"/>
+        </w:rPr>
+        <w:t xml:space="preserve"> Jinxi Li</w:t>
+      </w:r>
+      <w:r>
+        <w:rPr>
+          <w:rFonts w:ascii="Calibri" w:eastAsia="微软雅黑" w:hAnsi="Calibri" w:cs="Calibri"/>
+        </w:rPr>
+        <w:t>。</w:t>
+      </w:r>
+    </w:p>
+    <w:p>
+      <w:pPr>
+        <w:spacing w:after="120" w:line="360" w:lineRule="auto"/>
+        <w:jc w:val="left"/>
+        <w:rPr>
+          <w:rFonts w:ascii="Calibri" w:eastAsia="微软雅黑" w:hAnsi="Calibri" w:cs="Calibri"/>
+        </w:rPr>
+      </w:pPr>
+      <w:r>
+        <w:rPr>
+          <w:rFonts w:ascii="Calibri" w:eastAsia="微软雅黑" w:hAnsi="Calibri" w:cs="Calibri" w:hint="eastAsia"/>
+        </w:rPr>
+        <w:t>交付：论文正文、</w:t>
+      </w:r>
+      <w:r>
+        <w:rPr>
+          <w:rFonts w:ascii="Calibri" w:eastAsia="微软雅黑" w:hAnsi="Calibri" w:cs="Calibri"/>
+        </w:rPr>
+        <w:t xml:space="preserve">ECCV </w:t>
+      </w:r>
+      <w:r>
+        <w:rPr>
+          <w:rFonts w:ascii="Calibri" w:eastAsia="微软雅黑" w:hAnsi="Calibri" w:cs="Calibri"/>
+        </w:rPr>
+        <w:t>作者会务邮件、</w:t>
+      </w:r>
+      <w:r>
+        <w:rPr>
+          <w:rFonts w:ascii="Calibri" w:eastAsia="微软雅黑" w:hAnsi="Calibri" w:cs="Calibri"/>
+        </w:rPr>
+        <w:t xml:space="preserve">MindIE-SD </w:t>
+      </w:r>
+      <w:r>
+        <w:rPr>
+          <w:rFonts w:ascii="Calibri" w:eastAsia="微软雅黑" w:hAnsi="Calibri" w:cs="Calibri"/>
+        </w:rPr>
+        <w:t>技术</w:t>
+      </w:r>
+      <w:r>
+        <w:rPr>
+          <w:rFonts w:ascii="Calibri" w:eastAsia="微软雅黑" w:hAnsi="Calibri" w:cs="Calibri" w:hint="eastAsia"/>
+        </w:rPr>
+        <w:t>报告及</w:t>
+      </w:r>
+      <w:r>
+        <w:rPr>
+          <w:rFonts w:ascii="Calibri" w:eastAsia="微软雅黑" w:hAnsi="Calibri" w:cs="Calibri"/>
+        </w:rPr>
+        <w:t xml:space="preserve"> Poster</w:t>
+      </w:r>
+      <w:r>
+        <w:rPr>
+          <w:rFonts w:ascii="Calibri" w:eastAsia="微软雅黑" w:hAnsi="Calibri" w:cs="Calibri"/>
+        </w:rPr>
+        <w:t>。</w:t>
+      </w:r>
+    </w:p>
+    <w:p>
+      <w:pPr>
+        <w:spacing w:after="120" w:line="360" w:lineRule="auto"/>
+        <w:jc w:val="left"/>
+        <w:rPr>
+          <w:rFonts w:ascii="Calibri" w:eastAsia="微软雅黑" w:hAnsi="Calibri" w:cs="Calibri"/>
+        </w:rPr>
+      </w:pPr>
+      <w:r>
+        <w:rPr>
+          <w:rFonts w:ascii="Calibri" w:eastAsia="微软雅黑" w:hAnsi="Calibri" w:cs="Calibri" w:hint="eastAsia"/>
+        </w:rPr>
+        <w:t>结果：提出</w:t>
+      </w:r>
+      <w:r>
+        <w:rPr>
+          <w:rFonts w:ascii="Calibri" w:eastAsia="微软雅黑" w:hAnsi="Calibri" w:cs="Calibri"/>
+        </w:rPr>
+        <w:t xml:space="preserve"> RoPE-aware Rotation </w:t>
+      </w:r>
+      <w:r>
+        <w:rPr>
+          <w:rFonts w:ascii="Calibri" w:eastAsia="微软雅黑" w:hAnsi="Calibri" w:cs="Calibri"/>
+        </w:rPr>
+        <w:t>和</w:t>
+      </w:r>
+      <w:r>
+        <w:rPr>
+          <w:rFonts w:ascii="Calibri" w:eastAsia="微软雅黑" w:hAnsi="Calibri" w:cs="Calibri"/>
+        </w:rPr>
+        <w:t xml:space="preserve"> Range-optimized P Quantization</w:t>
+      </w:r>
+      <w:r>
+        <w:rPr>
+          <w:rFonts w:ascii="Calibri" w:eastAsia="微软雅黑" w:hAnsi="Calibri" w:cs="Calibri"/>
+        </w:rPr>
+        <w:t>；公开实验结果显示，最高实现</w:t>
+      </w:r>
+      <w:r>
+        <w:rPr>
+          <w:rFonts w:ascii="Calibri" w:eastAsia="微软雅黑" w:hAnsi="Calibri" w:cs="Calibri"/>
+        </w:rPr>
+        <w:t xml:space="preserve"> 1.68 </w:t>
+      </w:r>
+      <w:r>
+        <w:rPr>
+          <w:rFonts w:ascii="Calibri" w:eastAsia="微软雅黑" w:hAnsi="Calibri" w:cs="Calibri"/>
+        </w:rPr>
+        <w:t>倍端到端加速和</w:t>
+      </w:r>
+      <w:r>
+        <w:rPr>
+          <w:rFonts w:ascii="Calibri" w:eastAsia="微软雅黑" w:hAnsi="Calibri" w:cs="Calibri"/>
+        </w:rPr>
+        <w:t xml:space="preserve"> 2.2 </w:t>
+      </w:r>
+      <w:r>
+        <w:rPr>
+          <w:rFonts w:ascii="Calibri" w:eastAsia="微软雅黑" w:hAnsi="Calibri" w:cs="Calibri"/>
+        </w:rPr>
+        <w:t>倍算子级加速。</w:t>
+      </w:r>
+    </w:p>
+    <w:p>
+      <w:pPr>
+        <w:spacing w:after="120" w:line="360" w:lineRule="auto"/>
+        <w:jc w:val="left"/>
+        <w:rPr>
+          <w:rFonts w:ascii="Calibri" w:eastAsia="微软雅黑" w:hAnsi="Calibri" w:cs="Calibri"/>
+        </w:rPr>
+      </w:pPr>
+      <w:r>
+        <w:rPr>
+          <w:rFonts w:ascii="Calibri" w:eastAsia="微软雅黑" w:hAnsi="Calibri" w:cs="Calibri" w:hint="eastAsia"/>
+        </w:rPr>
+        <w:t>证据：</w:t>
+      </w:r>
+      <w:r>
+        <w:rPr>
+          <w:rFonts w:ascii="Calibri" w:eastAsia="微软雅黑" w:hAnsi="Calibri" w:cs="Calibri"/>
+        </w:rPr>
+        <w:t>https://arxiv.org/abs/2607.02584</w:t>
+      </w:r>
+    </w:p>
+    <w:p>
+      <w:pPr>
+        <w:spacing w:after="120" w:line="360" w:lineRule="auto"/>
+        <w:jc w:val="left"/>
+        <w:rPr>
+          <w:rFonts w:ascii="Calibri" w:eastAsia="微软雅黑" w:hAnsi="Calibri" w:cs="Calibri"/>
+        </w:rPr>
+      </w:pPr>
+      <w:r>
+        <w:rPr>
+          <w:rFonts w:ascii="Calibri" w:eastAsia="微软雅黑" w:hAnsi="Calibri" w:cs="Calibri" w:hint="eastAsia"/>
+        </w:rPr>
+        <w:t>工程材料：</w:t>
+      </w:r>
+      <w:r>
+        <w:rPr>
+          <w:rFonts w:ascii="Calibri" w:eastAsia="微软雅黑" w:hAnsi="Calibri" w:cs="Calibri"/>
+        </w:rPr>
+        <w:t>https://gitcode.com/Ascend/MindIE-SD/blob/dev/docs/tech_report/RotateAttention.pdf</w:t>
+      </w:r>
+    </w:p>
+    <w:p>
+      <w:pPr>
+        <w:spacing w:after="120" w:line="360" w:lineRule="auto"/>
+        <w:jc w:val="left"/>
+        <w:rPr>
+          <w:rFonts w:ascii="Calibri" w:eastAsia="微软雅黑" w:hAnsi="Calibri" w:cs="Calibri"/>
+        </w:rPr>
+      </w:pPr>
+      <w:r>
+        <w:rPr>
+          <w:rFonts w:ascii="Calibri" w:eastAsia="微软雅黑" w:hAnsi="Calibri" w:cs="Calibri" w:hint="eastAsia"/>
+        </w:rPr>
+        <w:t>海报材料：</w:t>
+      </w:r>
+      <w:r>
+        <w:rPr>
+          <w:rFonts w:ascii="Calibri" w:eastAsia="微软雅黑" w:hAnsi="Calibri" w:cs="Calibri"/>
+        </w:rPr>
+        <w:t>https://gitcode.com/Ascend/MindIE-SD/blob/dev/docs/tech_report/RotateAttention%20Poster.pdf</w:t>
+      </w:r>
+    </w:p>
+    <w:p>
+      <w:pPr>
+        <w:spacing w:after="120" w:line="360" w:lineRule="auto"/>
+        <w:jc w:val="left"/>
+        <w:rPr>
+          <w:rFonts w:ascii="Calibri" w:eastAsia="微软雅黑" w:hAnsi="Calibri" w:cs="Calibri"/>
+        </w:rPr>
+      </w:pPr>
+    </w:p>
+    <w:p>
+      <w:pPr>
+        <w:spacing w:after="120" w:line="360" w:lineRule="auto"/>
+        <w:jc w:val="left"/>
+        <w:rPr>
+          <w:rFonts w:ascii="Calibri" w:eastAsia="微软雅黑" w:hAnsi="Calibri" w:cs="Calibri"/>
+        </w:rPr>
+      </w:pPr>
+      <w:r>
+        <w:rPr>
+          <w:rFonts w:ascii="Calibri" w:eastAsia="微软雅黑" w:hAnsi="Calibri" w:cs="Calibri"/>
+        </w:rPr>
+        <w:t xml:space="preserve">2. MXAttention </w:t>
+      </w:r>
+      <w:r>
+        <w:rPr>
+          <w:rFonts w:ascii="Calibri" w:eastAsia="微软雅黑" w:hAnsi="Calibri" w:cs="Calibri"/>
+        </w:rPr>
+        <w:t>论文</w:t>
+      </w:r>
+    </w:p>
+    <w:p>
+      <w:pPr>
+        <w:spacing w:after="120" w:line="360" w:lineRule="auto"/>
+        <w:jc w:val="left"/>
+        <w:rPr>
+          <w:rFonts w:ascii="Calibri" w:eastAsia="微软雅黑" w:hAnsi="Calibri" w:cs="Calibri"/>
+        </w:rPr>
+      </w:pPr>
+    </w:p>
+    <w:p>
+      <w:pPr>
+        <w:spacing w:after="120" w:line="360" w:lineRule="auto"/>
+        <w:jc w:val="left"/>
+        <w:rPr>
+          <w:rFonts w:ascii="Calibri" w:eastAsia="微软雅黑" w:hAnsi="Calibri" w:cs="Calibri"/>
+        </w:rPr>
+      </w:pPr>
+      <w:r>
+        <w:rPr>
+          <w:rFonts w:ascii="Calibri" w:eastAsia="微软雅黑" w:hAnsi="Calibri" w:cs="Calibri" w:hint="eastAsia"/>
+        </w:rPr>
+        <w:t>活动：发表《</w:t>
+      </w:r>
+      <w:r>
+        <w:rPr>
+          <w:rFonts w:ascii="Calibri" w:eastAsia="微软雅黑" w:hAnsi="Calibri" w:cs="Calibri"/>
+        </w:rPr>
+        <w:t>MXAttention: Data-Free Optimal Scaling and Pre-Normalization Quantization for MXFP4 Attention</w:t>
+      </w:r>
+      <w:r>
+        <w:rPr>
+          <w:rFonts w:ascii="Calibri" w:eastAsia="微软雅黑" w:hAnsi="Calibri" w:cs="Calibri"/>
+        </w:rPr>
+        <w:t>》（</w:t>
+      </w:r>
+      <w:r>
+        <w:rPr>
+          <w:rFonts w:ascii="Calibri" w:eastAsia="微软雅黑" w:hAnsi="Calibri" w:cs="Calibri"/>
+        </w:rPr>
+        <w:t>arXiv: 2607.24377</w:t>
+      </w:r>
+      <w:r>
+        <w:rPr>
+          <w:rFonts w:ascii="Calibri" w:eastAsia="微软雅黑" w:hAnsi="Calibri" w:cs="Calibri"/>
+        </w:rPr>
+        <w:t>）。</w:t>
+      </w:r>
+    </w:p>
+    <w:p>
+      <w:pPr>
+        <w:spacing w:after="120" w:line="360" w:lineRule="auto"/>
+        <w:jc w:val="left"/>
+        <w:rPr>
+          <w:rFonts w:ascii="Calibri" w:eastAsia="微软雅黑" w:hAnsi="Calibri" w:cs="Calibri"/>
+        </w:rPr>
+      </w:pPr>
+      <w:r>
+        <w:rPr>
+          <w:rFonts w:ascii="Calibri" w:eastAsia="微软雅黑" w:hAnsi="Calibri" w:cs="Calibri" w:hint="eastAsia"/>
+        </w:rPr>
+        <w:t>本人角色：论文作者</w:t>
+      </w:r>
+      <w:r>
+        <w:rPr>
+          <w:rFonts w:ascii="Calibri" w:eastAsia="微软雅黑" w:hAnsi="Calibri" w:cs="Calibri"/>
+        </w:rPr>
+        <w:t xml:space="preserve"> Jinxi Li</w:t>
+      </w:r>
+      <w:r>
+        <w:rPr>
+          <w:rFonts w:ascii="Calibri" w:eastAsia="微软雅黑" w:hAnsi="Calibri" w:cs="Calibri"/>
+        </w:rPr>
+        <w:t>。</w:t>
+      </w:r>
+    </w:p>
+    <w:p>
+      <w:pPr>
+        <w:spacing w:after="120" w:line="360" w:lineRule="auto"/>
+        <w:jc w:val="left"/>
+        <w:rPr>
+          <w:rFonts w:ascii="Calibri" w:eastAsia="微软雅黑" w:hAnsi="Calibri" w:cs="Calibri"/>
+        </w:rPr>
+      </w:pPr>
+      <w:r>
+        <w:rPr>
+          <w:rFonts w:ascii="Calibri" w:eastAsia="微软雅黑" w:hAnsi="Calibri" w:cs="Calibri" w:hint="eastAsia"/>
+        </w:rPr>
+        <w:t>交付：论文正文及</w:t>
+      </w:r>
+      <w:r>
+        <w:rPr>
+          <w:rFonts w:ascii="Calibri" w:eastAsia="微软雅黑" w:hAnsi="Calibri" w:cs="Calibri"/>
+        </w:rPr>
+        <w:t xml:space="preserve"> MindIE-SD </w:t>
+      </w:r>
+      <w:r>
+        <w:rPr>
+          <w:rFonts w:ascii="Calibri" w:eastAsia="微软雅黑" w:hAnsi="Calibri" w:cs="Calibri"/>
+        </w:rPr>
+        <w:t>工程实现。</w:t>
+      </w:r>
+    </w:p>
+    <w:p>
+      <w:pPr>
+        <w:spacing w:after="120" w:line="360" w:lineRule="auto"/>
+        <w:jc w:val="left"/>
+        <w:rPr>
+          <w:rFonts w:ascii="Calibri" w:eastAsia="微软雅黑" w:hAnsi="Calibri" w:cs="Calibri"/>
+        </w:rPr>
+      </w:pPr>
+      <w:r>
+        <w:rPr>
+          <w:rFonts w:ascii="Calibri" w:eastAsia="微软雅黑" w:hAnsi="Calibri" w:cs="Calibri" w:hint="eastAsia"/>
+        </w:rPr>
+        <w:t>结果：提出免数据最优缩放和预归一化量化方法；在</w:t>
+      </w:r>
+      <w:r>
+        <w:rPr>
+          <w:rFonts w:ascii="Calibri" w:eastAsia="微软雅黑" w:hAnsi="Calibri" w:cs="Calibri"/>
+        </w:rPr>
+        <w:t xml:space="preserve"> Wan2.2 </w:t>
+      </w:r>
+      <w:r>
+        <w:rPr>
+          <w:rFonts w:ascii="Calibri" w:eastAsia="微软雅黑" w:hAnsi="Calibri" w:cs="Calibri"/>
+        </w:rPr>
+        <w:t>与</w:t>
+      </w:r>
+      <w:r>
+        <w:rPr>
+          <w:rFonts w:ascii="Calibri" w:eastAsia="微软雅黑" w:hAnsi="Calibri" w:cs="Calibri"/>
+        </w:rPr>
+        <w:t xml:space="preserve"> HunyuanVideo </w:t>
+      </w:r>
+      <w:r>
+        <w:rPr>
+          <w:rFonts w:ascii="Calibri" w:eastAsia="微软雅黑" w:hAnsi="Calibri" w:cs="Calibri"/>
+        </w:rPr>
+        <w:t>上缩小至少</w:t>
+      </w:r>
+      <w:r>
+        <w:rPr>
+          <w:rFonts w:ascii="Calibri" w:eastAsia="微软雅黑" w:hAnsi="Calibri" w:cs="Calibri"/>
+        </w:rPr>
+        <w:t xml:space="preserve"> 95% </w:t>
+      </w:r>
+      <w:r>
+        <w:rPr>
+          <w:rFonts w:ascii="Calibri" w:eastAsia="微软雅黑" w:hAnsi="Calibri" w:cs="Calibri"/>
+        </w:rPr>
+        <w:t>的</w:t>
+      </w:r>
+      <w:r>
+        <w:rPr>
+          <w:rFonts w:ascii="Calibri" w:eastAsia="微软雅黑" w:hAnsi="Calibri" w:cs="Calibri"/>
+        </w:rPr>
+        <w:t xml:space="preserve"> OCP MXFP4 </w:t>
+      </w:r>
+      <w:r>
+        <w:rPr>
+          <w:rFonts w:ascii="Calibri" w:eastAsia="微软雅黑" w:hAnsi="Calibri" w:cs="Calibri"/>
+        </w:rPr>
+        <w:t>与</w:t>
+      </w:r>
+      <w:r>
+        <w:rPr>
+          <w:rFonts w:ascii="Calibri" w:eastAsia="微软雅黑" w:hAnsi="Calibri" w:cs="Calibri"/>
+        </w:rPr>
+        <w:t xml:space="preserve"> FP16 VBench Imaging Quality </w:t>
+      </w:r>
+      <w:r>
+        <w:rPr>
+          <w:rFonts w:ascii="Calibri" w:eastAsia="微软雅黑" w:hAnsi="Calibri" w:cs="Calibri"/>
+        </w:rPr>
+        <w:t>差距，已报告指标相对</w:t>
+      </w:r>
+      <w:r>
+        <w:rPr>
+          <w:rFonts w:ascii="Calibri" w:eastAsia="微软雅黑" w:hAnsi="Calibri" w:cs="Calibri"/>
+        </w:rPr>
+        <w:t xml:space="preserve"> FP16 </w:t>
+      </w:r>
+      <w:r>
+        <w:rPr>
+          <w:rFonts w:ascii="Calibri" w:eastAsia="微软雅黑" w:hAnsi="Calibri" w:cs="Calibri"/>
+        </w:rPr>
+        <w:t>的绝对退化均小于</w:t>
+      </w:r>
+      <w:r>
+        <w:rPr>
+          <w:rFonts w:ascii="Calibri" w:eastAsia="微软雅黑" w:hAnsi="Calibri" w:cs="Calibri"/>
+        </w:rPr>
+        <w:t xml:space="preserve"> 0.01</w:t>
+      </w:r>
+      <w:r>
+        <w:rPr>
+          <w:rFonts w:ascii="Calibri" w:eastAsia="微软雅黑" w:hAnsi="Calibri" w:cs="Calibri"/>
+        </w:rPr>
+        <w:t>。</w:t>
+      </w:r>
+    </w:p>
+    <w:p>
+      <w:pPr>
+        <w:spacing w:after="120" w:line="360" w:lineRule="auto"/>
+        <w:jc w:val="left"/>
+        <w:rPr>
+          <w:rFonts w:ascii="Calibri" w:eastAsia="微软雅黑" w:hAnsi="Calibri" w:cs="Calibri"/>
+        </w:rPr>
+      </w:pPr>
+      <w:r>
+        <w:rPr>
+          <w:rFonts w:ascii="Calibri" w:eastAsia="微软雅黑" w:hAnsi="Calibri" w:cs="Calibri" w:hint="eastAsia"/>
+        </w:rPr>
+        <w:t>证据：</w:t>
+      </w:r>
+      <w:r>
+        <w:rPr>
+          <w:rFonts w:ascii="Calibri" w:eastAsia="微软雅黑" w:hAnsi="Calibri" w:cs="Calibri"/>
+        </w:rPr>
+        <w:t>https://arxiv.org/abs/2607.24377</w:t>
+      </w:r>
+    </w:p>
+    <w:p>
+      <w:pPr>
+        <w:spacing w:after="120" w:line="360" w:lineRule="auto"/>
+        <w:jc w:val="left"/>
+        <w:rPr>
+          <w:rFonts w:ascii="Calibri" w:eastAsia="微软雅黑" w:hAnsi="Calibri" w:cs="Calibri"/>
+        </w:rPr>
+      </w:pPr>
+    </w:p>
+    <w:p>
+      <w:pPr>
+        <w:spacing w:after="120" w:line="360" w:lineRule="auto"/>
+        <w:jc w:val="left"/>
+        <w:rPr>
+          <w:rFonts w:ascii="Calibri" w:eastAsia="微软雅黑" w:hAnsi="Calibri" w:cs="Calibri"/>
+        </w:rPr>
+      </w:pPr>
+      <w:r>
+        <w:rPr>
+          <w:rFonts w:ascii="Calibri" w:eastAsia="微软雅黑" w:hAnsi="Calibri" w:cs="Calibri"/>
+        </w:rPr>
+        <w:t xml:space="preserve">3. MindIE-SD </w:t>
+      </w:r>
+      <w:r>
+        <w:rPr>
+          <w:rFonts w:ascii="Calibri" w:eastAsia="微软雅黑" w:hAnsi="Calibri" w:cs="Calibri"/>
         </w:rPr>
         <w:t>社区治理与文档建设</w:t>
       </w:r>
@@ -123,45 +660,47 @@
     <w:p>
       <w:pPr>
         <w:spacing w:after="120" w:line="360" w:lineRule="auto"/>
-        <w:rPr>
-          <w:rFonts w:eastAsia="微软雅黑"/>
-        </w:rPr>
-      </w:pPr>
-    </w:p>
-    <w:p>
-      <w:pPr>
-        <w:spacing w:after="120" w:line="360" w:lineRule="auto"/>
-        <w:rPr>
-          <w:rFonts w:eastAsia="微软雅黑"/>
-        </w:rPr>
-      </w:pPr>
-      <w:r>
-        <w:rPr>
-          <w:rFonts w:eastAsia="微软雅黑" w:hint="eastAsia"/>
+        <w:jc w:val="left"/>
+        <w:rPr>
+          <w:rFonts w:ascii="Calibri" w:eastAsia="微软雅黑" w:hAnsi="Calibri" w:cs="Calibri"/>
+        </w:rPr>
+      </w:pPr>
+    </w:p>
+    <w:p>
+      <w:pPr>
+        <w:spacing w:after="120" w:line="360" w:lineRule="auto"/>
+        <w:jc w:val="left"/>
+        <w:rPr>
+          <w:rFonts w:ascii="Calibri" w:eastAsia="微软雅黑" w:hAnsi="Calibri" w:cs="Calibri"/>
+        </w:rPr>
+      </w:pPr>
+      <w:r>
+        <w:rPr>
+          <w:rFonts w:ascii="Calibri" w:eastAsia="微软雅黑" w:hAnsi="Calibri" w:cs="Calibri" w:hint="eastAsia"/>
         </w:rPr>
         <w:t>活动：</w:t>
       </w:r>
       <w:r>
         <w:rPr>
-          <w:rFonts w:eastAsia="微软雅黑"/>
+          <w:rFonts w:ascii="Calibri" w:eastAsia="微软雅黑" w:hAnsi="Calibri" w:cs="Calibri"/>
         </w:rPr>
         <w:t xml:space="preserve">MindIE-SD </w:t>
       </w:r>
       <w:r>
         <w:rPr>
-          <w:rFonts w:eastAsia="微软雅黑"/>
+          <w:rFonts w:ascii="Calibri" w:eastAsia="微软雅黑" w:hAnsi="Calibri" w:cs="Calibri"/>
         </w:rPr>
         <w:t>合入</w:t>
       </w:r>
       <w:r>
         <w:rPr>
-          <w:rFonts w:eastAsia="微软雅黑"/>
+          <w:rFonts w:ascii="Calibri" w:eastAsia="微软雅黑" w:hAnsi="Calibri" w:cs="Calibri"/>
         </w:rPr>
         <w:t xml:space="preserve"> PR !232</w:t>
       </w:r>
       <w:r>
         <w:rPr>
-          <w:rFonts w:eastAsia="微软雅黑"/>
+          <w:rFonts w:ascii="Calibri" w:eastAsia="微软雅黑" w:hAnsi="Calibri" w:cs="Calibri"/>
         </w:rPr>
         <w:t>。</w:t>
       </w:r>
@@ -169,61 +708,62 @@
     <w:p>
       <w:pPr>
         <w:spacing w:after="120" w:line="360" w:lineRule="auto"/>
-        <w:rPr>
-          <w:rFonts w:eastAsia="微软雅黑"/>
-        </w:rPr>
-      </w:pPr>
-      <w:r>
-        <w:rPr>
-          <w:rFonts w:eastAsia="微软雅黑" w:hint="eastAsia"/>
+        <w:jc w:val="left"/>
+        <w:rPr>
+          <w:rFonts w:ascii="Calibri" w:eastAsia="微软雅黑" w:hAnsi="Calibri" w:cs="Calibri"/>
+        </w:rPr>
+      </w:pPr>
+      <w:r>
+        <w:rPr>
+          <w:rFonts w:ascii="Calibri" w:eastAsia="微软雅黑" w:hAnsi="Calibri" w:cs="Calibri" w:hint="eastAsia"/>
         </w:rPr>
         <w:t>本人角色：</w:t>
       </w:r>
       <w:r>
         <w:rPr>
-          <w:rFonts w:eastAsia="微软雅黑"/>
+          <w:rFonts w:ascii="Calibri" w:eastAsia="微软雅黑" w:hAnsi="Calibri" w:cs="Calibri"/>
         </w:rPr>
         <w:t xml:space="preserve">PR </w:t>
       </w:r>
       <w:r>
         <w:rPr>
-          <w:rFonts w:eastAsia="微软雅黑"/>
+          <w:rFonts w:ascii="Calibri" w:eastAsia="微软雅黑" w:hAnsi="Calibri" w:cs="Calibri"/>
         </w:rPr>
         <w:t>创建人、提交人，</w:t>
       </w:r>
       <w:r>
         <w:rPr>
-          <w:rFonts w:eastAsia="微软雅黑"/>
+          <w:rFonts w:ascii="Calibri" w:eastAsia="微软雅黑" w:hAnsi="Calibri" w:cs="Calibri"/>
         </w:rPr>
         <w:t xml:space="preserve">GitCode </w:t>
       </w:r>
       <w:r>
         <w:rPr>
-          <w:rFonts w:eastAsia="微软雅黑"/>
+          <w:rFonts w:ascii="Calibri" w:eastAsia="微软雅黑" w:hAnsi="Calibri" w:cs="Calibri"/>
         </w:rPr>
         <w:t>账号</w:t>
       </w:r>
       <w:r>
         <w:rPr>
-          <w:rFonts w:eastAsia="微软雅黑"/>
+          <w:rFonts w:ascii="Calibri" w:eastAsia="微软雅黑" w:hAnsi="Calibri" w:cs="Calibri"/>
         </w:rPr>
         <w:t xml:space="preserve"> weixin_44144262</w:t>
       </w:r>
       <w:r>
         <w:rPr>
-          <w:rFonts w:eastAsia="微软雅黑"/>
+          <w:rFonts w:ascii="Calibri" w:eastAsia="微软雅黑" w:hAnsi="Calibri" w:cs="Calibri"/>
         </w:rPr>
         <w:t>，提交邮箱</w:t>
       </w:r>
       <w:r>
         <w:rPr>
-          <w:rFonts w:eastAsia="微软雅黑"/>
+          <w:rFonts w:ascii="Calibri" w:eastAsia="微软雅黑" w:hAnsi="Calibri" w:cs="Calibri"/>
         </w:rPr>
         <w:t xml:space="preserve"> lijinxi2@huawei.com</w:t>
       </w:r>
       <w:r>
         <w:rPr>
-          <w:rFonts w:eastAsia="微软雅黑"/>
+          <w:rFonts w:ascii="Calibri" w:eastAsia="微软雅黑" w:hAnsi="Calibri" w:cs="Calibri"/>
         </w:rPr>
         <w:t>。</w:t>
       </w:r>
@@ -231,13 +771,14 @@
     <w:p>
       <w:pPr>
         <w:spacing w:after="120" w:line="360" w:lineRule="auto"/>
-        <w:rPr>
-          <w:rFonts w:eastAsia="微软雅黑"/>
-        </w:rPr>
-      </w:pPr>
-      <w:r>
-        <w:rPr>
-          <w:rFonts w:eastAsia="微软雅黑" w:hint="eastAsia"/>
+        <w:jc w:val="left"/>
+        <w:rPr>
+          <w:rFonts w:ascii="Calibri" w:eastAsia="微软雅黑" w:hAnsi="Calibri" w:cs="Calibri"/>
+        </w:rPr>
+      </w:pPr>
+      <w:r>
+        <w:rPr>
+          <w:rFonts w:ascii="Calibri" w:eastAsia="微软雅黑" w:hAnsi="Calibri" w:cs="Calibri" w:hint="eastAsia"/>
         </w:rPr>
         <w:t>交付：完善社区治理和开发者文档，沉淀社区协作与贡献流程。</w:t>
       </w:r>
@@ -245,73 +786,74 @@
     <w:p>
       <w:pPr>
         <w:spacing w:after="120" w:line="360" w:lineRule="auto"/>
-        <w:rPr>
-          <w:rFonts w:eastAsia="微软雅黑"/>
-        </w:rPr>
-      </w:pPr>
-      <w:r>
-        <w:rPr>
-          <w:rFonts w:eastAsia="微软雅黑" w:hint="eastAsia"/>
+        <w:jc w:val="left"/>
+        <w:rPr>
+          <w:rFonts w:ascii="Calibri" w:eastAsia="微软雅黑" w:hAnsi="Calibri" w:cs="Calibri"/>
+        </w:rPr>
+      </w:pPr>
+      <w:r>
+        <w:rPr>
+          <w:rFonts w:ascii="Calibri" w:eastAsia="微软雅黑" w:hAnsi="Calibri" w:cs="Calibri" w:hint="eastAsia"/>
         </w:rPr>
         <w:t>结果：</w:t>
       </w:r>
       <w:r>
         <w:rPr>
-          <w:rFonts w:eastAsia="微软雅黑"/>
+          <w:rFonts w:ascii="Calibri" w:eastAsia="微软雅黑" w:hAnsi="Calibri" w:cs="Calibri"/>
         </w:rPr>
         <w:t xml:space="preserve">PR </w:t>
       </w:r>
       <w:r>
         <w:rPr>
-          <w:rFonts w:eastAsia="微软雅黑"/>
+          <w:rFonts w:ascii="Calibri" w:eastAsia="微软雅黑" w:hAnsi="Calibri" w:cs="Calibri"/>
         </w:rPr>
         <w:t>于</w:t>
       </w:r>
       <w:r>
         <w:rPr>
-          <w:rFonts w:eastAsia="微软雅黑"/>
+          <w:rFonts w:ascii="Calibri" w:eastAsia="微软雅黑" w:hAnsi="Calibri" w:cs="Calibri"/>
         </w:rPr>
         <w:t xml:space="preserve"> 2026 </w:t>
       </w:r>
       <w:r>
         <w:rPr>
-          <w:rFonts w:eastAsia="微软雅黑"/>
+          <w:rFonts w:ascii="Calibri" w:eastAsia="微软雅黑" w:hAnsi="Calibri" w:cs="Calibri"/>
         </w:rPr>
         <w:t>年</w:t>
       </w:r>
       <w:r>
         <w:rPr>
-          <w:rFonts w:eastAsia="微软雅黑"/>
+          <w:rFonts w:ascii="Calibri" w:eastAsia="微软雅黑" w:hAnsi="Calibri" w:cs="Calibri"/>
         </w:rPr>
         <w:t xml:space="preserve"> 4 </w:t>
       </w:r>
       <w:r>
         <w:rPr>
-          <w:rFonts w:eastAsia="微软雅黑"/>
+          <w:rFonts w:ascii="Calibri" w:eastAsia="微软雅黑" w:hAnsi="Calibri" w:cs="Calibri"/>
         </w:rPr>
         <w:t>月</w:t>
       </w:r>
       <w:r>
         <w:rPr>
-          <w:rFonts w:eastAsia="微软雅黑"/>
+          <w:rFonts w:ascii="Calibri" w:eastAsia="微软雅黑" w:hAnsi="Calibri" w:cs="Calibri"/>
         </w:rPr>
         <w:t xml:space="preserve"> 8 </w:t>
       </w:r>
       <w:r>
         <w:rPr>
-          <w:rFonts w:eastAsia="微软雅黑"/>
+          <w:rFonts w:ascii="Calibri" w:eastAsia="微软雅黑" w:hAnsi="Calibri" w:cs="Calibri"/>
         </w:rPr>
         <w:t>日合入，合入提交</w:t>
       </w:r>
       <w:r>
         <w:rPr>
-          <w:rFonts w:eastAsia="微软雅黑"/>
+          <w:rFonts w:ascii="Calibri" w:eastAsia="微软雅黑" w:hAnsi="Calibri" w:cs="Calibri"/>
         </w:rPr>
         <w:t xml:space="preserve"> dd4d90e</w:t>
       </w:r>
       <w:r>
         <w:rPr>
-          <w:rFonts w:eastAsia="微软雅黑"/>
+          <w:rFonts w:ascii="Calibri" w:eastAsia="微软雅黑" w:hAnsi="Calibri" w:cs="Calibri"/>
         </w:rPr>
         <w:t>。</w:t>
       </w:r>
@@ -319,19 +861,20 @@
     <w:p>
       <w:pPr>
         <w:spacing w:after="120" w:line="360" w:lineRule="auto"/>
-        <w:rPr>
-          <w:rFonts w:eastAsia="微软雅黑"/>
-        </w:rPr>
-      </w:pPr>
-      <w:r>
-        <w:rPr>
-          <w:rFonts w:eastAsia="微软雅黑" w:hint="eastAsia"/>
+        <w:jc w:val="left"/>
+        <w:rPr>
+          <w:rFonts w:ascii="Calibri" w:eastAsia="微软雅黑" w:hAnsi="Calibri" w:cs="Calibri"/>
+        </w:rPr>
+      </w:pPr>
+      <w:r>
+        <w:rPr>
+          <w:rFonts w:ascii="Calibri" w:eastAsia="微软雅黑" w:hAnsi="Calibri" w:cs="Calibri" w:hint="eastAsia"/>
         </w:rPr>
         <w:t>证据：</w:t>
       </w:r>
       <w:r>
         <w:rPr>
-          <w:rFonts w:eastAsia="微软雅黑"/>
+          <w:rFonts w:ascii="Calibri" w:eastAsia="微软雅黑" w:hAnsi="Calibri" w:cs="Calibri"/>
         </w:rPr>
         <w:t>https://gitcode.com/Ascend/MindIE-SD/merge_requests/232</w:t>
       </w:r>
@@ -339,36 +882,29 @@
     <w:p>
       <w:pPr>
         <w:spacing w:after="120" w:line="360" w:lineRule="auto"/>
-        <w:rPr>
-          <w:rFonts w:eastAsia="微软雅黑"/>
-        </w:rPr>
-      </w:pPr>
-    </w:p>
-    <w:p>
-      <w:pPr>
-        <w:spacing w:after="120" w:line="360" w:lineRule="auto"/>
-        <w:rPr>
-          <w:rFonts w:eastAsia="微软雅黑"/>
-          <w:b/>
-          <w:color w:val="333333"/>
-          <w:sz w:val="24"/>
-        </w:rPr>
-      </w:pPr>
-      <w:r>
-        <w:rPr>
-          <w:rFonts w:eastAsia="微软雅黑"/>
-          <w:b/>
-          <w:color w:val="333333"/>
-          <w:sz w:val="24"/>
-        </w:rPr>
-        <w:t xml:space="preserve">2. MindIE-SD Agent Skill </w:t>
-      </w:r>
-      <w:r>
-        <w:rPr>
-          <w:rFonts w:eastAsia="微软雅黑"/>
-          <w:b/>
-          <w:color w:val="333333"/>
-          <w:sz w:val="24"/>
+        <w:jc w:val="left"/>
+        <w:rPr>
+          <w:rFonts w:ascii="Calibri" w:eastAsia="微软雅黑" w:hAnsi="Calibri" w:cs="Calibri"/>
+        </w:rPr>
+      </w:pPr>
+    </w:p>
+    <w:p>
+      <w:pPr>
+        <w:spacing w:after="120" w:line="360" w:lineRule="auto"/>
+        <w:jc w:val="left"/>
+        <w:rPr>
+          <w:rFonts w:ascii="Calibri" w:eastAsia="微软雅黑" w:hAnsi="Calibri" w:cs="Calibri"/>
+        </w:rPr>
+      </w:pPr>
+      <w:r>
+        <w:rPr>
+          <w:rFonts w:ascii="Calibri" w:eastAsia="微软雅黑" w:hAnsi="Calibri" w:cs="Calibri"/>
+        </w:rPr>
+        <w:t xml:space="preserve">4. MindIE-SD Agent Skill </w:t>
+      </w:r>
+      <w:r>
+        <w:rPr>
+          <w:rFonts w:ascii="Calibri" w:eastAsia="微软雅黑" w:hAnsi="Calibri" w:cs="Calibri"/>
         </w:rPr>
         <w:t>路由与开发规范</w:t>
       </w:r>
@@ -376,45 +912,47 @@
     <w:p>
       <w:pPr>
         <w:spacing w:after="120" w:line="360" w:lineRule="auto"/>
-        <w:rPr>
-          <w:rFonts w:eastAsia="微软雅黑"/>
-        </w:rPr>
-      </w:pPr>
-    </w:p>
-    <w:p>
-      <w:pPr>
-        <w:spacing w:after="120" w:line="360" w:lineRule="auto"/>
-        <w:rPr>
-          <w:rFonts w:eastAsia="微软雅黑"/>
-        </w:rPr>
-      </w:pPr>
-      <w:r>
-        <w:rPr>
-          <w:rFonts w:eastAsia="微软雅黑" w:hint="eastAsia"/>
+        <w:jc w:val="left"/>
+        <w:rPr>
+          <w:rFonts w:ascii="Calibri" w:eastAsia="微软雅黑" w:hAnsi="Calibri" w:cs="Calibri"/>
+        </w:rPr>
+      </w:pPr>
+    </w:p>
+    <w:p>
+      <w:pPr>
+        <w:spacing w:after="120" w:line="360" w:lineRule="auto"/>
+        <w:jc w:val="left"/>
+        <w:rPr>
+          <w:rFonts w:ascii="Calibri" w:eastAsia="微软雅黑" w:hAnsi="Calibri" w:cs="Calibri"/>
+        </w:rPr>
+      </w:pPr>
+      <w:r>
+        <w:rPr>
+          <w:rFonts w:ascii="Calibri" w:eastAsia="微软雅黑" w:hAnsi="Calibri" w:cs="Calibri" w:hint="eastAsia"/>
         </w:rPr>
         <w:t>活动：</w:t>
       </w:r>
       <w:r>
         <w:rPr>
-          <w:rFonts w:eastAsia="微软雅黑"/>
+          <w:rFonts w:ascii="Calibri" w:eastAsia="微软雅黑" w:hAnsi="Calibri" w:cs="Calibri"/>
         </w:rPr>
         <w:t xml:space="preserve">MindIE-SD </w:t>
       </w:r>
       <w:r>
         <w:rPr>
-          <w:rFonts w:eastAsia="微软雅黑"/>
+          <w:rFonts w:ascii="Calibri" w:eastAsia="微软雅黑" w:hAnsi="Calibri" w:cs="Calibri"/>
         </w:rPr>
         <w:t>合入</w:t>
       </w:r>
       <w:r>
         <w:rPr>
-          <w:rFonts w:eastAsia="微软雅黑"/>
+          <w:rFonts w:ascii="Calibri" w:eastAsia="微软雅黑" w:hAnsi="Calibri" w:cs="Calibri"/>
         </w:rPr>
         <w:t xml:space="preserve"> PR !243</w:t>
       </w:r>
       <w:r>
         <w:rPr>
-          <w:rFonts w:eastAsia="微软雅黑"/>
+          <w:rFonts w:ascii="Calibri" w:eastAsia="微软雅黑" w:hAnsi="Calibri" w:cs="Calibri"/>
         </w:rPr>
         <w:t>。</w:t>
       </w:r>
@@ -422,61 +960,62 @@
     <w:p>
       <w:pPr>
         <w:spacing w:after="120" w:line="360" w:lineRule="auto"/>
-        <w:rPr>
-          <w:rFonts w:eastAsia="微软雅黑"/>
-        </w:rPr>
-      </w:pPr>
-      <w:r>
-        <w:rPr>
-          <w:rFonts w:eastAsia="微软雅黑" w:hint="eastAsia"/>
+        <w:jc w:val="left"/>
+        <w:rPr>
+          <w:rFonts w:ascii="Calibri" w:eastAsia="微软雅黑" w:hAnsi="Calibri" w:cs="Calibri"/>
+        </w:rPr>
+      </w:pPr>
+      <w:r>
+        <w:rPr>
+          <w:rFonts w:ascii="Calibri" w:eastAsia="微软雅黑" w:hAnsi="Calibri" w:cs="Calibri" w:hint="eastAsia"/>
         </w:rPr>
         <w:t>本人角色：</w:t>
       </w:r>
       <w:r>
         <w:rPr>
-          <w:rFonts w:eastAsia="微软雅黑"/>
+          <w:rFonts w:ascii="Calibri" w:eastAsia="微软雅黑" w:hAnsi="Calibri" w:cs="Calibri"/>
         </w:rPr>
         <w:t xml:space="preserve">PR </w:t>
       </w:r>
       <w:r>
         <w:rPr>
-          <w:rFonts w:eastAsia="微软雅黑"/>
+          <w:rFonts w:ascii="Calibri" w:eastAsia="微软雅黑" w:hAnsi="Calibri" w:cs="Calibri"/>
         </w:rPr>
         <w:t>创建人、提交人，</w:t>
       </w:r>
       <w:r>
         <w:rPr>
-          <w:rFonts w:eastAsia="微软雅黑"/>
+          <w:rFonts w:ascii="Calibri" w:eastAsia="微软雅黑" w:hAnsi="Calibri" w:cs="Calibri"/>
         </w:rPr>
         <w:t xml:space="preserve">GitCode </w:t>
       </w:r>
       <w:r>
         <w:rPr>
-          <w:rFonts w:eastAsia="微软雅黑"/>
+          <w:rFonts w:ascii="Calibri" w:eastAsia="微软雅黑" w:hAnsi="Calibri" w:cs="Calibri"/>
         </w:rPr>
         <w:t>账号</w:t>
       </w:r>
       <w:r>
         <w:rPr>
-          <w:rFonts w:eastAsia="微软雅黑"/>
+          <w:rFonts w:ascii="Calibri" w:eastAsia="微软雅黑" w:hAnsi="Calibri" w:cs="Calibri"/>
         </w:rPr>
         <w:t xml:space="preserve"> weixin_44144262</w:t>
       </w:r>
       <w:r>
         <w:rPr>
-          <w:rFonts w:eastAsia="微软雅黑"/>
+          <w:rFonts w:ascii="Calibri" w:eastAsia="微软雅黑" w:hAnsi="Calibri" w:cs="Calibri"/>
         </w:rPr>
         <w:t>，提交邮箱</w:t>
       </w:r>
       <w:r>
         <w:rPr>
-          <w:rFonts w:eastAsia="微软雅黑"/>
+          <w:rFonts w:ascii="Calibri" w:eastAsia="微软雅黑" w:hAnsi="Calibri" w:cs="Calibri"/>
         </w:rPr>
         <w:t xml:space="preserve"> lijinxi2@huawei.com</w:t>
       </w:r>
       <w:r>
         <w:rPr>
-          <w:rFonts w:eastAsia="微软雅黑"/>
+          <w:rFonts w:ascii="Calibri" w:eastAsia="微软雅黑" w:hAnsi="Calibri" w:cs="Calibri"/>
         </w:rPr>
         <w:t>。</w:t>
       </w:r>
@@ -484,61 +1023,62 @@
     <w:p>
       <w:pPr>
         <w:spacing w:after="120" w:line="360" w:lineRule="auto"/>
-        <w:rPr>
-          <w:rFonts w:eastAsia="微软雅黑"/>
-        </w:rPr>
-      </w:pPr>
-      <w:r>
-        <w:rPr>
-          <w:rFonts w:eastAsia="微软雅黑" w:hint="eastAsia"/>
+        <w:jc w:val="left"/>
+        <w:rPr>
+          <w:rFonts w:ascii="Calibri" w:eastAsia="微软雅黑" w:hAnsi="Calibri" w:cs="Calibri"/>
+        </w:rPr>
+      </w:pPr>
+      <w:r>
+        <w:rPr>
+          <w:rFonts w:ascii="Calibri" w:eastAsia="微软雅黑" w:hAnsi="Calibri" w:cs="Calibri" w:hint="eastAsia"/>
         </w:rPr>
         <w:t>交付：更新</w:t>
       </w:r>
       <w:r>
         <w:rPr>
-          <w:rFonts w:eastAsia="微软雅黑"/>
+          <w:rFonts w:ascii="Calibri" w:eastAsia="微软雅黑" w:hAnsi="Calibri" w:cs="Calibri"/>
         </w:rPr>
         <w:t xml:space="preserve"> AGENTS.md </w:t>
       </w:r>
       <w:r>
         <w:rPr>
-          <w:rFonts w:eastAsia="微软雅黑"/>
+          <w:rFonts w:ascii="Calibri" w:eastAsia="微软雅黑" w:hAnsi="Calibri" w:cs="Calibri"/>
         </w:rPr>
         <w:t>和</w:t>
       </w:r>
       <w:r>
         <w:rPr>
-          <w:rFonts w:eastAsia="微软雅黑"/>
+          <w:rFonts w:ascii="Calibri" w:eastAsia="微软雅黑" w:hAnsi="Calibri" w:cs="Calibri"/>
         </w:rPr>
         <w:t xml:space="preserve"> .agents/skills/mindie-sd-community-governance/SKILL.md</w:t>
       </w:r>
       <w:r>
         <w:rPr>
-          <w:rFonts w:eastAsia="微软雅黑"/>
+          <w:rFonts w:ascii="Calibri" w:eastAsia="微软雅黑" w:hAnsi="Calibri" w:cs="Calibri"/>
         </w:rPr>
         <w:t>，完善</w:t>
       </w:r>
       <w:r>
         <w:rPr>
-          <w:rFonts w:eastAsia="微软雅黑"/>
+          <w:rFonts w:ascii="Calibri" w:eastAsia="微软雅黑" w:hAnsi="Calibri" w:cs="Calibri"/>
         </w:rPr>
         <w:t xml:space="preserve"> Skill </w:t>
       </w:r>
       <w:r>
         <w:rPr>
-          <w:rFonts w:eastAsia="微软雅黑"/>
+          <w:rFonts w:ascii="Calibri" w:eastAsia="微软雅黑" w:hAnsi="Calibri" w:cs="Calibri"/>
         </w:rPr>
         <w:t>路由、</w:t>
       </w:r>
       <w:r>
         <w:rPr>
-          <w:rFonts w:eastAsia="微软雅黑"/>
+          <w:rFonts w:ascii="Calibri" w:eastAsia="微软雅黑" w:hAnsi="Calibri" w:cs="Calibri"/>
         </w:rPr>
         <w:t xml:space="preserve">Commit/PR </w:t>
       </w:r>
       <w:r>
         <w:rPr>
-          <w:rFonts w:eastAsia="微软雅黑"/>
+          <w:rFonts w:ascii="Calibri" w:eastAsia="微软雅黑" w:hAnsi="Calibri" w:cs="Calibri"/>
         </w:rPr>
         <w:t>草稿生成规范以及依赖、代码检查、容器和开发者文档。</w:t>
       </w:r>
@@ -546,73 +1086,74 @@
     <w:p>
       <w:pPr>
         <w:spacing w:after="120" w:line="360" w:lineRule="auto"/>
-        <w:rPr>
-          <w:rFonts w:eastAsia="微软雅黑"/>
-        </w:rPr>
-      </w:pPr>
-      <w:r>
-        <w:rPr>
-          <w:rFonts w:eastAsia="微软雅黑" w:hint="eastAsia"/>
+        <w:jc w:val="left"/>
+        <w:rPr>
+          <w:rFonts w:ascii="Calibri" w:eastAsia="微软雅黑" w:hAnsi="Calibri" w:cs="Calibri"/>
+        </w:rPr>
+      </w:pPr>
+      <w:r>
+        <w:rPr>
+          <w:rFonts w:ascii="Calibri" w:eastAsia="微软雅黑" w:hAnsi="Calibri" w:cs="Calibri" w:hint="eastAsia"/>
         </w:rPr>
         <w:t>结果：</w:t>
       </w:r>
       <w:r>
         <w:rPr>
-          <w:rFonts w:eastAsia="微软雅黑"/>
+          <w:rFonts w:ascii="Calibri" w:eastAsia="微软雅黑" w:hAnsi="Calibri" w:cs="Calibri"/>
         </w:rPr>
         <w:t xml:space="preserve">PR </w:t>
       </w:r>
       <w:r>
         <w:rPr>
-          <w:rFonts w:eastAsia="微软雅黑"/>
+          <w:rFonts w:ascii="Calibri" w:eastAsia="微软雅黑" w:hAnsi="Calibri" w:cs="Calibri"/>
         </w:rPr>
         <w:t>于</w:t>
       </w:r>
       <w:r>
         <w:rPr>
-          <w:rFonts w:eastAsia="微软雅黑"/>
+          <w:rFonts w:ascii="Calibri" w:eastAsia="微软雅黑" w:hAnsi="Calibri" w:cs="Calibri"/>
         </w:rPr>
         <w:t xml:space="preserve"> 2026 </w:t>
       </w:r>
       <w:r>
         <w:rPr>
-          <w:rFonts w:eastAsia="微软雅黑"/>
+          <w:rFonts w:ascii="Calibri" w:eastAsia="微软雅黑" w:hAnsi="Calibri" w:cs="Calibri"/>
         </w:rPr>
         <w:t>年</w:t>
       </w:r>
       <w:r>
         <w:rPr>
-          <w:rFonts w:eastAsia="微软雅黑"/>
+          <w:rFonts w:ascii="Calibri" w:eastAsia="微软雅黑" w:hAnsi="Calibri" w:cs="Calibri"/>
         </w:rPr>
         <w:t xml:space="preserve"> 4 </w:t>
       </w:r>
       <w:r>
         <w:rPr>
-          <w:rFonts w:eastAsia="微软雅黑"/>
+          <w:rFonts w:ascii="Calibri" w:eastAsia="微软雅黑" w:hAnsi="Calibri" w:cs="Calibri"/>
         </w:rPr>
         <w:t>月</w:t>
       </w:r>
       <w:r>
         <w:rPr>
-          <w:rFonts w:eastAsia="微软雅黑"/>
+          <w:rFonts w:ascii="Calibri" w:eastAsia="微软雅黑" w:hAnsi="Calibri" w:cs="Calibri"/>
         </w:rPr>
         <w:t xml:space="preserve"> 10 </w:t>
       </w:r>
       <w:r>
         <w:rPr>
-          <w:rFonts w:eastAsia="微软雅黑"/>
+          <w:rFonts w:ascii="Calibri" w:eastAsia="微软雅黑" w:hAnsi="Calibri" w:cs="Calibri"/>
         </w:rPr>
         <w:t>日合入，合入提交</w:t>
       </w:r>
       <w:r>
         <w:rPr>
-          <w:rFonts w:eastAsia="微软雅黑"/>
+          <w:rFonts w:ascii="Calibri" w:eastAsia="微软雅黑" w:hAnsi="Calibri" w:cs="Calibri"/>
         </w:rPr>
         <w:t xml:space="preserve"> 04e122a</w:t>
       </w:r>
       <w:r>
         <w:rPr>
-          <w:rFonts w:eastAsia="微软雅黑"/>
+          <w:rFonts w:ascii="Calibri" w:eastAsia="微软雅黑" w:hAnsi="Calibri" w:cs="Calibri"/>
         </w:rPr>
         <w:t>。</w:t>
       </w:r>
@@ -620,19 +1161,20 @@
     <w:p>
       <w:pPr>
         <w:spacing w:after="120" w:line="360" w:lineRule="auto"/>
-        <w:rPr>
-          <w:rFonts w:eastAsia="微软雅黑"/>
-        </w:rPr>
-      </w:pPr>
-      <w:r>
-        <w:rPr>
-          <w:rFonts w:eastAsia="微软雅黑" w:hint="eastAsia"/>
+        <w:jc w:val="left"/>
+        <w:rPr>
+          <w:rFonts w:ascii="Calibri" w:eastAsia="微软雅黑" w:hAnsi="Calibri" w:cs="Calibri"/>
+        </w:rPr>
+      </w:pPr>
+      <w:r>
+        <w:rPr>
+          <w:rFonts w:ascii="Calibri" w:eastAsia="微软雅黑" w:hAnsi="Calibri" w:cs="Calibri" w:hint="eastAsia"/>
         </w:rPr>
         <w:t>证据：</w:t>
       </w:r>
       <w:r>
         <w:rPr>
-          <w:rFonts w:eastAsia="微软雅黑"/>
+          <w:rFonts w:ascii="Calibri" w:eastAsia="微软雅黑" w:hAnsi="Calibri" w:cs="Calibri"/>
         </w:rPr>
         <w:t>https://gitcode.com/Ascend/MindIE-SD/merge_requests/243</w:t>
       </w:r>
@@ -640,16 +1182,18 @@
     <w:p>
       <w:pPr>
         <w:spacing w:after="120" w:line="360" w:lineRule="auto"/>
-        <w:rPr>
-          <w:rFonts w:eastAsia="微软雅黑"/>
-        </w:rPr>
-      </w:pPr>
-    </w:p>
-    <w:p>
-      <w:pPr>
-        <w:spacing w:before="240" w:after="120" w:line="360" w:lineRule="auto"/>
-        <w:rPr>
-          <w:rFonts w:eastAsia="微软雅黑"/>
+        <w:jc w:val="left"/>
+        <w:rPr>
+          <w:rFonts w:ascii="Calibri" w:eastAsia="微软雅黑" w:hAnsi="Calibri" w:cs="Calibri"/>
+        </w:rPr>
+      </w:pPr>
+    </w:p>
+    <w:p>
+      <w:pPr>
+        <w:spacing w:before="240" w:after="160" w:line="360" w:lineRule="auto"/>
+        <w:jc w:val="left"/>
+        <w:rPr>
+          <w:rFonts w:ascii="Calibri" w:eastAsia="微软雅黑" w:hAnsi="Calibri" w:cs="Calibri"/>
           <w:b/>
           <w:color w:val="00008B"/>
           <w:sz w:val="30"/>
@@ -657,7 +1201,7 @@
       </w:pPr>
       <w:r>
         <w:rPr>
-          <w:rFonts w:eastAsia="微软雅黑" w:hint="eastAsia"/>
+          <w:rFonts w:ascii="Calibri" w:eastAsia="微软雅黑" w:hAnsi="Calibri" w:cs="Calibri" w:hint="eastAsia"/>
           <w:b/>
           <w:color w:val="00008B"/>
           <w:sz w:val="30"/>
@@ -668,36 +1212,29 @@
     <w:p>
       <w:pPr>
         <w:spacing w:after="120" w:line="360" w:lineRule="auto"/>
-        <w:rPr>
-          <w:rFonts w:eastAsia="微软雅黑"/>
-        </w:rPr>
-      </w:pPr>
-    </w:p>
-    <w:p>
-      <w:pPr>
-        <w:spacing w:after="120" w:line="360" w:lineRule="auto"/>
-        <w:rPr>
-          <w:rFonts w:eastAsia="微软雅黑"/>
-          <w:b/>
-          <w:color w:val="333333"/>
-          <w:sz w:val="24"/>
-        </w:rPr>
-      </w:pPr>
-      <w:r>
-        <w:rPr>
-          <w:rFonts w:eastAsia="微软雅黑"/>
-          <w:b/>
-          <w:color w:val="333333"/>
-          <w:sz w:val="24"/>
+        <w:jc w:val="left"/>
+        <w:rPr>
+          <w:rFonts w:ascii="Calibri" w:eastAsia="微软雅黑" w:hAnsi="Calibri" w:cs="Calibri"/>
+        </w:rPr>
+      </w:pPr>
+    </w:p>
+    <w:p>
+      <w:pPr>
+        <w:spacing w:after="120" w:line="360" w:lineRule="auto"/>
+        <w:jc w:val="left"/>
+        <w:rPr>
+          <w:rFonts w:ascii="Calibri" w:eastAsia="微软雅黑" w:hAnsi="Calibri" w:cs="Calibri"/>
+        </w:rPr>
+      </w:pPr>
+      <w:r>
+        <w:rPr>
+          <w:rFonts w:ascii="Calibri" w:eastAsia="微软雅黑" w:hAnsi="Calibri" w:cs="Calibri"/>
         </w:rPr>
         <w:t xml:space="preserve">1. MindIE-SD Agent Skill </w:t>
       </w:r>
       <w:r>
         <w:rPr>
-          <w:rFonts w:eastAsia="微软雅黑"/>
-          <w:b/>
-          <w:color w:val="333333"/>
-          <w:sz w:val="24"/>
+          <w:rFonts w:ascii="Calibri" w:eastAsia="微软雅黑" w:hAnsi="Calibri" w:cs="Calibri"/>
         </w:rPr>
         <w:t>建设</w:t>
       </w:r>
@@ -705,45 +1242,47 @@
     <w:p>
       <w:pPr>
         <w:spacing w:after="120" w:line="360" w:lineRule="auto"/>
-        <w:rPr>
-          <w:rFonts w:eastAsia="微软雅黑"/>
-        </w:rPr>
-      </w:pPr>
-    </w:p>
-    <w:p>
-      <w:pPr>
-        <w:spacing w:after="120" w:line="360" w:lineRule="auto"/>
-        <w:rPr>
-          <w:rFonts w:eastAsia="微软雅黑"/>
-        </w:rPr>
-      </w:pPr>
-      <w:r>
-        <w:rPr>
-          <w:rFonts w:eastAsia="微软雅黑" w:hint="eastAsia"/>
+        <w:jc w:val="left"/>
+        <w:rPr>
+          <w:rFonts w:ascii="Calibri" w:eastAsia="微软雅黑" w:hAnsi="Calibri" w:cs="Calibri"/>
+        </w:rPr>
+      </w:pPr>
+    </w:p>
+    <w:p>
+      <w:pPr>
+        <w:spacing w:after="120" w:line="360" w:lineRule="auto"/>
+        <w:jc w:val="left"/>
+        <w:rPr>
+          <w:rFonts w:ascii="Calibri" w:eastAsia="微软雅黑" w:hAnsi="Calibri" w:cs="Calibri"/>
+        </w:rPr>
+      </w:pPr>
+      <w:r>
+        <w:rPr>
+          <w:rFonts w:ascii="Calibri" w:eastAsia="微软雅黑" w:hAnsi="Calibri" w:cs="Calibri" w:hint="eastAsia"/>
         </w:rPr>
         <w:t>活动：建设</w:t>
       </w:r>
       <w:r>
         <w:rPr>
-          <w:rFonts w:eastAsia="微软雅黑"/>
+          <w:rFonts w:ascii="Calibri" w:eastAsia="微软雅黑" w:hAnsi="Calibri" w:cs="Calibri"/>
         </w:rPr>
         <w:t xml:space="preserve"> MindIE-SD </w:t>
       </w:r>
       <w:r>
         <w:rPr>
-          <w:rFonts w:eastAsia="微软雅黑"/>
+          <w:rFonts w:ascii="Calibri" w:eastAsia="微软雅黑" w:hAnsi="Calibri" w:cs="Calibri"/>
         </w:rPr>
         <w:t>社区治理</w:t>
       </w:r>
       <w:r>
         <w:rPr>
-          <w:rFonts w:eastAsia="微软雅黑"/>
+          <w:rFonts w:ascii="Calibri" w:eastAsia="微软雅黑" w:hAnsi="Calibri" w:cs="Calibri"/>
         </w:rPr>
         <w:t xml:space="preserve"> Agent Skill </w:t>
       </w:r>
       <w:r>
         <w:rPr>
-          <w:rFonts w:eastAsia="微软雅黑"/>
+          <w:rFonts w:ascii="Calibri" w:eastAsia="微软雅黑" w:hAnsi="Calibri" w:cs="Calibri"/>
         </w:rPr>
         <w:t>和配套开发规范。</w:t>
       </w:r>
@@ -751,13 +1290,14 @@
     <w:p>
       <w:pPr>
         <w:spacing w:after="120" w:line="360" w:lineRule="auto"/>
-        <w:rPr>
-          <w:rFonts w:eastAsia="微软雅黑"/>
-        </w:rPr>
-      </w:pPr>
-      <w:r>
-        <w:rPr>
-          <w:rFonts w:eastAsia="微软雅黑" w:hint="eastAsia"/>
+        <w:jc w:val="left"/>
+        <w:rPr>
+          <w:rFonts w:ascii="Calibri" w:eastAsia="微软雅黑" w:hAnsi="Calibri" w:cs="Calibri"/>
+        </w:rPr>
+      </w:pPr>
+      <w:r>
+        <w:rPr>
+          <w:rFonts w:ascii="Calibri" w:eastAsia="微软雅黑" w:hAnsi="Calibri" w:cs="Calibri" w:hint="eastAsia"/>
         </w:rPr>
         <w:t>本人角色：核心贡献者。</w:t>
       </w:r>
@@ -765,81 +1305,77 @@
     <w:p>
       <w:pPr>
         <w:spacing w:after="120" w:line="360" w:lineRule="auto"/>
-        <w:rPr>
-          <w:rFonts w:eastAsia="微软雅黑"/>
-        </w:rPr>
-      </w:pPr>
-      <w:r>
-        <w:rPr>
-          <w:rFonts w:eastAsia="微软雅黑" w:hint="eastAsia"/>
+        <w:jc w:val="left"/>
+        <w:rPr>
+          <w:rFonts w:ascii="Calibri" w:eastAsia="微软雅黑" w:hAnsi="Calibri" w:cs="Calibri"/>
+        </w:rPr>
+      </w:pPr>
+      <w:r>
+        <w:rPr>
+          <w:rFonts w:ascii="Calibri" w:eastAsia="微软雅黑" w:hAnsi="Calibri" w:cs="Calibri" w:hint="eastAsia"/>
         </w:rPr>
         <w:t>交付：</w:t>
       </w:r>
       <w:r>
         <w:rPr>
-          <w:rFonts w:eastAsia="微软雅黑"/>
+          <w:rFonts w:ascii="Calibri" w:eastAsia="微软雅黑" w:hAnsi="Calibri" w:cs="Calibri"/>
         </w:rPr>
         <w:t xml:space="preserve">Skill </w:t>
       </w:r>
       <w:r>
         <w:rPr>
-          <w:rFonts w:eastAsia="微软雅黑"/>
-        </w:rPr>
-        <w:t>路由规则、社区治理流</w:t>
-      </w:r>
-      <w:r>
-        <w:rPr>
-          <w:rFonts w:eastAsia="微软雅黑" w:hint="eastAsia"/>
-        </w:rPr>
-        <w:t>程、提交规范、开发环境和质量检查文档。</w:t>
-      </w:r>
-    </w:p>
-    <w:p>
-      <w:pPr>
-        <w:spacing w:after="120" w:line="360" w:lineRule="auto"/>
-        <w:rPr>
-          <w:rFonts w:eastAsia="微软雅黑"/>
-        </w:rPr>
-      </w:pPr>
-      <w:r>
-        <w:rPr>
-          <w:rFonts w:eastAsia="微软雅黑" w:hint="eastAsia"/>
+          <w:rFonts w:ascii="Calibri" w:eastAsia="微软雅黑" w:hAnsi="Calibri" w:cs="Calibri"/>
+        </w:rPr>
+        <w:t>路由规则、社区治理流程、提交规范、开发环境和质量检查文档。</w:t>
+      </w:r>
+    </w:p>
+    <w:p>
+      <w:pPr>
+        <w:spacing w:after="120" w:line="360" w:lineRule="auto"/>
+        <w:jc w:val="left"/>
+        <w:rPr>
+          <w:rFonts w:ascii="Calibri" w:eastAsia="微软雅黑" w:hAnsi="Calibri" w:cs="Calibri"/>
+        </w:rPr>
+      </w:pPr>
+      <w:r>
+        <w:rPr>
+          <w:rFonts w:ascii="Calibri" w:eastAsia="微软雅黑" w:hAnsi="Calibri" w:cs="Calibri" w:hint="eastAsia"/>
         </w:rPr>
         <w:t>结果：相关代码与文档通过社区评审并由</w:t>
       </w:r>
       <w:r>
         <w:rPr>
-          <w:rFonts w:eastAsia="微软雅黑"/>
+          <w:rFonts w:ascii="Calibri" w:eastAsia="微软雅黑" w:hAnsi="Calibri" w:cs="Calibri"/>
         </w:rPr>
         <w:t xml:space="preserve"> PR !232</w:t>
       </w:r>
       <w:r>
         <w:rPr>
-          <w:rFonts w:eastAsia="微软雅黑"/>
+          <w:rFonts w:ascii="Calibri" w:eastAsia="微软雅黑" w:hAnsi="Calibri" w:cs="Calibri"/>
         </w:rPr>
         <w:t>、</w:t>
       </w:r>
       <w:r>
         <w:rPr>
-          <w:rFonts w:eastAsia="微软雅黑"/>
+          <w:rFonts w:ascii="Calibri" w:eastAsia="微软雅黑" w:hAnsi="Calibri" w:cs="Calibri"/>
         </w:rPr>
         <w:t xml:space="preserve">!243 </w:t>
       </w:r>
       <w:r>
         <w:rPr>
-          <w:rFonts w:eastAsia="微软雅黑"/>
+          <w:rFonts w:ascii="Calibri" w:eastAsia="微软雅黑" w:hAnsi="Calibri" w:cs="Calibri"/>
         </w:rPr>
         <w:t>合入</w:t>
       </w:r>
       <w:r>
         <w:rPr>
-          <w:rFonts w:eastAsia="微软雅黑"/>
+          <w:rFonts w:ascii="Calibri" w:eastAsia="微软雅黑" w:hAnsi="Calibri" w:cs="Calibri"/>
         </w:rPr>
         <w:t xml:space="preserve"> MindIE-SD</w:t>
       </w:r>
       <w:r>
         <w:rPr>
-          <w:rFonts w:eastAsia="微软雅黑"/>
+          <w:rFonts w:ascii="Calibri" w:eastAsia="微软雅黑" w:hAnsi="Calibri" w:cs="Calibri"/>
         </w:rPr>
         <w:t>，形成可复用的智能化开发和社区协作能力。</w:t>
       </w:r>
@@ -847,37 +1383,38 @@
     <w:p>
       <w:pPr>
         <w:spacing w:after="120" w:line="360" w:lineRule="auto"/>
-        <w:rPr>
-          <w:rFonts w:eastAsia="微软雅黑"/>
-        </w:rPr>
-      </w:pPr>
-      <w:r>
-        <w:rPr>
-          <w:rFonts w:eastAsia="微软雅黑" w:hint="eastAsia"/>
+        <w:jc w:val="left"/>
+        <w:rPr>
+          <w:rFonts w:ascii="Calibri" w:eastAsia="微软雅黑" w:hAnsi="Calibri" w:cs="Calibri"/>
+        </w:rPr>
+      </w:pPr>
+      <w:r>
+        <w:rPr>
+          <w:rFonts w:ascii="Calibri" w:eastAsia="微软雅黑" w:hAnsi="Calibri" w:cs="Calibri" w:hint="eastAsia"/>
         </w:rPr>
         <w:t>证据：</w:t>
       </w:r>
       <w:r>
         <w:rPr>
-          <w:rFonts w:eastAsia="微软雅黑"/>
+          <w:rFonts w:ascii="Calibri" w:eastAsia="微软雅黑" w:hAnsi="Calibri" w:cs="Calibri"/>
         </w:rPr>
         <w:t>PR !232</w:t>
       </w:r>
       <w:r>
         <w:rPr>
-          <w:rFonts w:eastAsia="微软雅黑"/>
+          <w:rFonts w:ascii="Calibri" w:eastAsia="微软雅黑" w:hAnsi="Calibri" w:cs="Calibri"/>
         </w:rPr>
         <w:t>、</w:t>
       </w:r>
       <w:r>
         <w:rPr>
-          <w:rFonts w:eastAsia="微软雅黑"/>
+          <w:rFonts w:ascii="Calibri" w:eastAsia="微软雅黑" w:hAnsi="Calibri" w:cs="Calibri"/>
         </w:rPr>
         <w:t xml:space="preserve">PR !243 </w:t>
       </w:r>
       <w:r>
         <w:rPr>
-          <w:rFonts w:eastAsia="微软雅黑"/>
+          <w:rFonts w:ascii="Calibri" w:eastAsia="微软雅黑" w:hAnsi="Calibri" w:cs="Calibri"/>
         </w:rPr>
         <w:t>合入记录及对应代码文件。</w:t>
       </w:r>
@@ -885,36 +1422,29 @@
     <w:p>
       <w:pPr>
         <w:spacing w:after="120" w:line="360" w:lineRule="auto"/>
-        <w:rPr>
-          <w:rFonts w:eastAsia="微软雅黑"/>
-        </w:rPr>
-      </w:pPr>
-    </w:p>
-    <w:p>
-      <w:pPr>
-        <w:spacing w:after="120" w:line="360" w:lineRule="auto"/>
-        <w:rPr>
-          <w:rFonts w:eastAsia="微软雅黑"/>
-          <w:b/>
-          <w:color w:val="333333"/>
-          <w:sz w:val="24"/>
-        </w:rPr>
-      </w:pPr>
-      <w:r>
-        <w:rPr>
-          <w:rFonts w:eastAsia="微软雅黑"/>
-          <w:b/>
-          <w:color w:val="333333"/>
-          <w:sz w:val="24"/>
+        <w:jc w:val="left"/>
+        <w:rPr>
+          <w:rFonts w:ascii="Calibri" w:eastAsia="微软雅黑" w:hAnsi="Calibri" w:cs="Calibri"/>
+        </w:rPr>
+      </w:pPr>
+    </w:p>
+    <w:p>
+      <w:pPr>
+        <w:spacing w:after="120" w:line="360" w:lineRule="auto"/>
+        <w:jc w:val="left"/>
+        <w:rPr>
+          <w:rFonts w:ascii="Calibri" w:eastAsia="微软雅黑" w:hAnsi="Calibri" w:cs="Calibri"/>
+        </w:rPr>
+      </w:pPr>
+      <w:r>
+        <w:rPr>
+          <w:rFonts w:ascii="Calibri" w:eastAsia="微软雅黑" w:hAnsi="Calibri" w:cs="Calibri"/>
         </w:rPr>
         <w:t xml:space="preserve">2. </w:t>
       </w:r>
       <w:r>
         <w:rPr>
-          <w:rFonts w:eastAsia="微软雅黑"/>
-          <w:b/>
-          <w:color w:val="333333"/>
-          <w:sz w:val="24"/>
+          <w:rFonts w:ascii="Calibri" w:eastAsia="微软雅黑" w:hAnsi="Calibri" w:cs="Calibri"/>
         </w:rPr>
         <w:t>能力提升培训</w:t>
       </w:r>
@@ -922,33 +1452,35 @@
     <w:p>
       <w:pPr>
         <w:spacing w:after="120" w:line="360" w:lineRule="auto"/>
-        <w:rPr>
-          <w:rFonts w:eastAsia="微软雅黑"/>
-        </w:rPr>
-      </w:pPr>
-    </w:p>
-    <w:p>
-      <w:pPr>
-        <w:spacing w:after="120" w:line="360" w:lineRule="auto"/>
-        <w:rPr>
-          <w:rFonts w:eastAsia="微软雅黑"/>
-        </w:rPr>
-      </w:pPr>
-      <w:r>
-        <w:rPr>
-          <w:rFonts w:eastAsia="微软雅黑" w:hint="eastAsia"/>
+        <w:jc w:val="left"/>
+        <w:rPr>
+          <w:rFonts w:ascii="Calibri" w:eastAsia="微软雅黑" w:hAnsi="Calibri" w:cs="Calibri"/>
+        </w:rPr>
+      </w:pPr>
+    </w:p>
+    <w:p>
+      <w:pPr>
+        <w:spacing w:after="120" w:line="360" w:lineRule="auto"/>
+        <w:jc w:val="left"/>
+        <w:rPr>
+          <w:rFonts w:ascii="Calibri" w:eastAsia="微软雅黑" w:hAnsi="Calibri" w:cs="Calibri"/>
+        </w:rPr>
+      </w:pPr>
+      <w:r>
+        <w:rPr>
+          <w:rFonts w:ascii="Calibri" w:eastAsia="微软雅黑" w:hAnsi="Calibri" w:cs="Calibri" w:hint="eastAsia"/>
         </w:rPr>
         <w:t>活动：软件与</w:t>
       </w:r>
       <w:r>
         <w:rPr>
-          <w:rFonts w:eastAsia="微软雅黑"/>
+          <w:rFonts w:ascii="Calibri" w:eastAsia="微软雅黑" w:hAnsi="Calibri" w:cs="Calibri"/>
         </w:rPr>
         <w:t xml:space="preserve"> AI </w:t>
       </w:r>
       <w:r>
         <w:rPr>
-          <w:rFonts w:eastAsia="微软雅黑"/>
+          <w:rFonts w:ascii="Calibri" w:eastAsia="微软雅黑" w:hAnsi="Calibri" w:cs="Calibri"/>
         </w:rPr>
         <w:t>工程能力提升培训。</w:t>
       </w:r>
@@ -956,13 +1488,14 @@
     <w:p>
       <w:pPr>
         <w:spacing w:after="120" w:line="360" w:lineRule="auto"/>
-        <w:rPr>
-          <w:rFonts w:eastAsia="微软雅黑"/>
-        </w:rPr>
-      </w:pPr>
-      <w:r>
-        <w:rPr>
-          <w:rFonts w:eastAsia="微软雅黑" w:hint="eastAsia"/>
+        <w:jc w:val="left"/>
+        <w:rPr>
+          <w:rFonts w:ascii="Calibri" w:eastAsia="微软雅黑" w:hAnsi="Calibri" w:cs="Calibri"/>
+        </w:rPr>
+      </w:pPr>
+      <w:r>
+        <w:rPr>
+          <w:rFonts w:ascii="Calibri" w:eastAsia="微软雅黑" w:hAnsi="Calibri" w:cs="Calibri" w:hint="eastAsia"/>
         </w:rPr>
         <w:t>本人角色：培训贡献者。</w:t>
       </w:r>
@@ -970,13 +1503,14 @@
     <w:p>
       <w:pPr>
         <w:spacing w:after="120" w:line="360" w:lineRule="auto"/>
-        <w:rPr>
-          <w:rFonts w:eastAsia="微软雅黑"/>
-        </w:rPr>
-      </w:pPr>
-      <w:r>
-        <w:rPr>
-          <w:rFonts w:eastAsia="微软雅黑" w:hint="eastAsia"/>
+        <w:jc w:val="left"/>
+        <w:rPr>
+          <w:rFonts w:ascii="Calibri" w:eastAsia="微软雅黑" w:hAnsi="Calibri" w:cs="Calibri"/>
+        </w:rPr>
+      </w:pPr>
+      <w:r>
+        <w:rPr>
+          <w:rFonts w:ascii="Calibri" w:eastAsia="微软雅黑" w:hAnsi="Calibri" w:cs="Calibri" w:hint="eastAsia"/>
         </w:rPr>
         <w:t>交付：培训材料及知识分享记录。</w:t>
       </w:r>
@@ -984,25 +1518,26 @@
     <w:p>
       <w:pPr>
         <w:spacing w:after="120" w:line="360" w:lineRule="auto"/>
-        <w:rPr>
-          <w:rFonts w:eastAsia="微软雅黑"/>
-        </w:rPr>
-      </w:pPr>
-      <w:r>
-        <w:rPr>
-          <w:rFonts w:eastAsia="微软雅黑" w:hint="eastAsia"/>
+        <w:jc w:val="left"/>
+        <w:rPr>
+          <w:rFonts w:ascii="Calibri" w:eastAsia="微软雅黑" w:hAnsi="Calibri" w:cs="Calibri"/>
+        </w:rPr>
+      </w:pPr>
+      <w:r>
+        <w:rPr>
+          <w:rFonts w:ascii="Calibri" w:eastAsia="微软雅黑" w:hAnsi="Calibri" w:cs="Calibri" w:hint="eastAsia"/>
         </w:rPr>
         <w:t>结果：在</w:t>
       </w:r>
       <w:r>
         <w:rPr>
-          <w:rFonts w:eastAsia="微软雅黑"/>
+          <w:rFonts w:ascii="Calibri" w:eastAsia="微软雅黑" w:hAnsi="Calibri" w:cs="Calibri"/>
         </w:rPr>
         <w:t xml:space="preserve"> 3MS </w:t>
       </w:r>
       <w:r>
         <w:rPr>
-          <w:rFonts w:eastAsia="微软雅黑"/>
+          <w:rFonts w:ascii="Calibri" w:eastAsia="微软雅黑" w:hAnsi="Calibri" w:cs="Calibri"/>
         </w:rPr>
         <w:t>平台发布并用于团队能力提升。</w:t>
       </w:r>
@@ -1010,19 +1545,20 @@
     <w:p>
       <w:pPr>
         <w:spacing w:after="120" w:line="360" w:lineRule="auto"/>
-        <w:rPr>
-          <w:rFonts w:eastAsia="微软雅黑"/>
-        </w:rPr>
-      </w:pPr>
-      <w:r>
-        <w:rPr>
-          <w:rFonts w:eastAsia="微软雅黑" w:hint="eastAsia"/>
+        <w:jc w:val="left"/>
+        <w:rPr>
+          <w:rFonts w:ascii="Calibri" w:eastAsia="微软雅黑" w:hAnsi="Calibri" w:cs="Calibri"/>
+        </w:rPr>
+      </w:pPr>
+      <w:r>
+        <w:rPr>
+          <w:rFonts w:ascii="Calibri" w:eastAsia="微软雅黑" w:hAnsi="Calibri" w:cs="Calibri" w:hint="eastAsia"/>
         </w:rPr>
         <w:t>证据：</w:t>
       </w:r>
       <w:r>
         <w:rPr>
-          <w:rFonts w:eastAsia="微软雅黑"/>
+          <w:rFonts w:ascii="Calibri" w:eastAsia="微软雅黑" w:hAnsi="Calibri" w:cs="Calibri"/>
         </w:rPr>
         <w:t>https://3ms.huawei.com/km/groups/3225441/blogs/details/22283678</w:t>
       </w:r>
@@ -1030,16 +1566,18 @@
     <w:p>
       <w:pPr>
         <w:spacing w:after="120" w:line="360" w:lineRule="auto"/>
-        <w:rPr>
-          <w:rFonts w:eastAsia="微软雅黑"/>
-        </w:rPr>
-      </w:pPr>
-    </w:p>
-    <w:p>
-      <w:pPr>
-        <w:spacing w:before="240" w:after="120" w:line="360" w:lineRule="auto"/>
-        <w:rPr>
-          <w:rFonts w:eastAsia="微软雅黑"/>
+        <w:jc w:val="left"/>
+        <w:rPr>
+          <w:rFonts w:ascii="Calibri" w:eastAsia="微软雅黑" w:hAnsi="Calibri" w:cs="Calibri"/>
+        </w:rPr>
+      </w:pPr>
+    </w:p>
+    <w:p>
+      <w:pPr>
+        <w:spacing w:before="240" w:after="160" w:line="360" w:lineRule="auto"/>
+        <w:jc w:val="left"/>
+        <w:rPr>
+          <w:rFonts w:ascii="Calibri" w:eastAsia="微软雅黑" w:hAnsi="Calibri" w:cs="Calibri"/>
           <w:b/>
           <w:color w:val="00008B"/>
           <w:sz w:val="30"/>
@@ -1047,7 +1585,7 @@
       </w:pPr>
       <w:r>
         <w:rPr>
-          <w:rFonts w:eastAsia="微软雅黑" w:hint="eastAsia"/>
+          <w:rFonts w:ascii="Calibri" w:eastAsia="微软雅黑" w:hAnsi="Calibri" w:cs="Calibri" w:hint="eastAsia"/>
           <w:b/>
           <w:color w:val="00008B"/>
           <w:sz w:val="30"/>
@@ -1058,33 +1596,35 @@
     <w:p>
       <w:pPr>
         <w:spacing w:after="120" w:line="360" w:lineRule="auto"/>
-        <w:rPr>
-          <w:rFonts w:eastAsia="微软雅黑"/>
-        </w:rPr>
-      </w:pPr>
-    </w:p>
-    <w:p>
-      <w:pPr>
-        <w:spacing w:after="120" w:line="360" w:lineRule="auto"/>
-        <w:rPr>
-          <w:rFonts w:eastAsia="微软雅黑"/>
-        </w:rPr>
-      </w:pPr>
-      <w:r>
-        <w:rPr>
-          <w:rFonts w:eastAsia="微软雅黑" w:hint="eastAsia"/>
+        <w:jc w:val="left"/>
+        <w:rPr>
+          <w:rFonts w:ascii="Calibri" w:eastAsia="微软雅黑" w:hAnsi="Calibri" w:cs="Calibri"/>
+        </w:rPr>
+      </w:pPr>
+    </w:p>
+    <w:p>
+      <w:pPr>
+        <w:spacing w:after="120" w:line="360" w:lineRule="auto"/>
+        <w:jc w:val="left"/>
+        <w:rPr>
+          <w:rFonts w:ascii="Calibri" w:eastAsia="微软雅黑" w:hAnsi="Calibri" w:cs="Calibri"/>
+        </w:rPr>
+      </w:pPr>
+      <w:r>
+        <w:rPr>
+          <w:rFonts w:ascii="Calibri" w:eastAsia="微软雅黑" w:hAnsi="Calibri" w:cs="Calibri" w:hint="eastAsia"/>
         </w:rPr>
         <w:t>活动：承担</w:t>
       </w:r>
       <w:r>
         <w:rPr>
-          <w:rFonts w:eastAsia="微软雅黑"/>
+          <w:rFonts w:ascii="Calibri" w:eastAsia="微软雅黑" w:hAnsi="Calibri" w:cs="Calibri"/>
         </w:rPr>
         <w:t xml:space="preserve"> 5 </w:t>
       </w:r>
       <w:r>
         <w:rPr>
-          <w:rFonts w:eastAsia="微软雅黑"/>
+          <w:rFonts w:ascii="Calibri" w:eastAsia="微软雅黑" w:hAnsi="Calibri" w:cs="Calibri"/>
         </w:rPr>
         <w:t>名以上实习生的技术辅导和项目实践培养。</w:t>
       </w:r>
@@ -1092,13 +1632,14 @@
     <w:p>
       <w:pPr>
         <w:spacing w:after="120" w:line="360" w:lineRule="auto"/>
-        <w:rPr>
-          <w:rFonts w:eastAsia="微软雅黑"/>
-        </w:rPr>
-      </w:pPr>
-      <w:r>
-        <w:rPr>
-          <w:rFonts w:eastAsia="微软雅黑" w:hint="eastAsia"/>
+        <w:jc w:val="left"/>
+        <w:rPr>
+          <w:rFonts w:ascii="Calibri" w:eastAsia="微软雅黑" w:hAnsi="Calibri" w:cs="Calibri"/>
+        </w:rPr>
+      </w:pPr>
+      <w:r>
+        <w:rPr>
+          <w:rFonts w:ascii="Calibri" w:eastAsia="微软雅黑" w:hAnsi="Calibri" w:cs="Calibri" w:hint="eastAsia"/>
         </w:rPr>
         <w:t>本人角色：实习生技术导师。</w:t>
       </w:r>
@@ -1106,13 +1647,14 @@
     <w:p>
       <w:pPr>
         <w:spacing w:after="120" w:line="360" w:lineRule="auto"/>
-        <w:rPr>
-          <w:rFonts w:eastAsia="微软雅黑"/>
-        </w:rPr>
-      </w:pPr>
-      <w:r>
-        <w:rPr>
-          <w:rFonts w:eastAsia="微软雅黑" w:hint="eastAsia"/>
+        <w:jc w:val="left"/>
+        <w:rPr>
+          <w:rFonts w:ascii="Calibri" w:eastAsia="微软雅黑" w:hAnsi="Calibri" w:cs="Calibri"/>
+        </w:rPr>
+      </w:pPr>
+      <w:r>
+        <w:rPr>
+          <w:rFonts w:ascii="Calibri" w:eastAsia="微软雅黑" w:hAnsi="Calibri" w:cs="Calibri" w:hint="eastAsia"/>
         </w:rPr>
         <w:t>培养内容：研发流程、方案设计、代码开发、问题定位、测试验证和项目交付。</w:t>
       </w:r>
@@ -1120,13 +1662,14 @@
     <w:p>
       <w:pPr>
         <w:spacing w:after="120" w:line="360" w:lineRule="auto"/>
-        <w:rPr>
-          <w:rFonts w:eastAsia="微软雅黑"/>
-        </w:rPr>
-      </w:pPr>
-      <w:r>
-        <w:rPr>
-          <w:rFonts w:eastAsia="微软雅黑" w:hint="eastAsia"/>
+        <w:jc w:val="left"/>
+        <w:rPr>
+          <w:rFonts w:ascii="Calibri" w:eastAsia="微软雅黑" w:hAnsi="Calibri" w:cs="Calibri"/>
+        </w:rPr>
+      </w:pPr>
+      <w:r>
+        <w:rPr>
+          <w:rFonts w:ascii="Calibri" w:eastAsia="微软雅黑" w:hAnsi="Calibri" w:cs="Calibri" w:hint="eastAsia"/>
         </w:rPr>
         <w:t>培养结果：所辅导实习生项黎明获评优秀实习生，并形成公司公开宣传材料。</w:t>
       </w:r>
@@ -1134,19 +1677,20 @@
     <w:p>
       <w:pPr>
         <w:spacing w:after="120" w:line="360" w:lineRule="auto"/>
-        <w:rPr>
-          <w:rFonts w:eastAsia="微软雅黑"/>
-        </w:rPr>
-      </w:pPr>
-      <w:r>
-        <w:rPr>
-          <w:rFonts w:eastAsia="微软雅黑" w:hint="eastAsia"/>
+        <w:jc w:val="left"/>
+        <w:rPr>
+          <w:rFonts w:ascii="Calibri" w:eastAsia="微软雅黑" w:hAnsi="Calibri" w:cs="Calibri"/>
+        </w:rPr>
+      </w:pPr>
+      <w:r>
+        <w:rPr>
+          <w:rFonts w:ascii="Calibri" w:eastAsia="微软雅黑" w:hAnsi="Calibri" w:cs="Calibri" w:hint="eastAsia"/>
         </w:rPr>
         <w:t>证据：</w:t>
       </w:r>
       <w:r>
         <w:rPr>
-          <w:rFonts w:eastAsia="微软雅黑"/>
+          <w:rFonts w:ascii="Calibri" w:eastAsia="微软雅黑" w:hAnsi="Calibri" w:cs="Calibri"/>
         </w:rPr>
         <w:t>https://mp.weixin.qq.com/s/aDjtIiu5ZP22qNAxDVGlJA</w:t>
       </w:r>
@@ -1154,16 +1698,18 @@
     <w:p>
       <w:pPr>
         <w:spacing w:after="120" w:line="360" w:lineRule="auto"/>
-        <w:rPr>
-          <w:rFonts w:eastAsia="微软雅黑"/>
-        </w:rPr>
-      </w:pPr>
-    </w:p>
-    <w:p>
-      <w:pPr>
-        <w:spacing w:before="240" w:after="120" w:line="360" w:lineRule="auto"/>
-        <w:rPr>
-          <w:rFonts w:eastAsia="微软雅黑"/>
+        <w:jc w:val="left"/>
+        <w:rPr>
+          <w:rFonts w:ascii="Calibri" w:eastAsia="微软雅黑" w:hAnsi="Calibri" w:cs="Calibri"/>
+        </w:rPr>
+      </w:pPr>
+    </w:p>
+    <w:p>
+      <w:pPr>
+        <w:spacing w:before="240" w:after="160" w:line="360" w:lineRule="auto"/>
+        <w:jc w:val="left"/>
+        <w:rPr>
+          <w:rFonts w:ascii="Calibri" w:eastAsia="微软雅黑" w:hAnsi="Calibri" w:cs="Calibri"/>
           <w:b/>
           <w:color w:val="00008B"/>
           <w:sz w:val="30"/>
@@ -1171,7 +1717,7 @@
       </w:pPr>
       <w:r>
         <w:rPr>
-          <w:rFonts w:eastAsia="微软雅黑" w:hint="eastAsia"/>
+          <w:rFonts w:ascii="Calibri" w:eastAsia="微软雅黑" w:hAnsi="Calibri" w:cs="Calibri" w:hint="eastAsia"/>
           <w:b/>
           <w:color w:val="00008B"/>
           <w:sz w:val="30"/>
@@ -1182,36 +1728,131 @@
     <w:p>
       <w:pPr>
         <w:spacing w:after="120" w:line="360" w:lineRule="auto"/>
-        <w:rPr>
-          <w:rFonts w:eastAsia="微软雅黑"/>
-        </w:rPr>
-      </w:pPr>
-    </w:p>
-    <w:p>
-      <w:pPr>
-        <w:spacing w:after="120" w:line="360" w:lineRule="auto"/>
-        <w:rPr>
-          <w:rFonts w:eastAsia="微软雅黑"/>
-          <w:b/>
-          <w:color w:val="333333"/>
-          <w:sz w:val="24"/>
-        </w:rPr>
-      </w:pPr>
-      <w:r>
-        <w:rPr>
-          <w:rFonts w:eastAsia="微软雅黑"/>
-          <w:b/>
-          <w:color w:val="333333"/>
-          <w:sz w:val="24"/>
-        </w:rPr>
-        <w:t xml:space="preserve">1. MindIE-SD PR !232 </w:t>
-      </w:r>
-      <w:r>
-        <w:rPr>
-          <w:rFonts w:eastAsia="微软雅黑"/>
-          <w:b/>
-          <w:color w:val="333333"/>
-          <w:sz w:val="24"/>
+        <w:jc w:val="left"/>
+        <w:rPr>
+          <w:rFonts w:ascii="Calibri" w:eastAsia="微软雅黑" w:hAnsi="Calibri" w:cs="Calibri"/>
+        </w:rPr>
+      </w:pPr>
+    </w:p>
+    <w:p>
+      <w:pPr>
+        <w:spacing w:after="120" w:line="360" w:lineRule="auto"/>
+        <w:jc w:val="left"/>
+        <w:rPr>
+          <w:rFonts w:ascii="Calibri" w:eastAsia="微软雅黑" w:hAnsi="Calibri" w:cs="Calibri"/>
+        </w:rPr>
+      </w:pPr>
+      <w:r>
+        <w:rPr>
+          <w:rFonts w:ascii="Calibri" w:eastAsia="微软雅黑" w:hAnsi="Calibri" w:cs="Calibri"/>
+        </w:rPr>
+        <w:t xml:space="preserve">1. </w:t>
+      </w:r>
+      <w:r>
+        <w:rPr>
+          <w:rFonts w:ascii="Calibri" w:eastAsia="微软雅黑" w:hAnsi="Calibri" w:cs="Calibri"/>
+        </w:rPr>
+        <w:t>【论文成果</w:t>
+      </w:r>
+      <w:r>
+        <w:rPr>
+          <w:rFonts w:ascii="Calibri" w:eastAsia="微软雅黑" w:hAnsi="Calibri" w:cs="Calibri"/>
+        </w:rPr>
+        <w:t>1</w:t>
+      </w:r>
+      <w:r>
+        <w:rPr>
+          <w:rFonts w:ascii="Calibri" w:eastAsia="微软雅黑" w:hAnsi="Calibri" w:cs="Calibri"/>
+        </w:rPr>
+        <w:t>】</w:t>
+      </w:r>
+      <w:r>
+        <w:rPr>
+          <w:rFonts w:ascii="Calibri" w:eastAsia="微软雅黑" w:hAnsi="Calibri" w:cs="Calibri"/>
+        </w:rPr>
+        <w:t xml:space="preserve">RotateAttention </w:t>
+      </w:r>
+      <w:r>
+        <w:rPr>
+          <w:rFonts w:ascii="Calibri" w:eastAsia="微软雅黑" w:hAnsi="Calibri" w:cs="Calibri"/>
+        </w:rPr>
+        <w:t>论文及</w:t>
+      </w:r>
+      <w:r>
+        <w:rPr>
+          <w:rFonts w:ascii="Calibri" w:eastAsia="微软雅黑" w:hAnsi="Calibri" w:cs="Calibri"/>
+        </w:rPr>
+        <w:t xml:space="preserve"> ECCV </w:t>
+      </w:r>
+      <w:r>
+        <w:rPr>
+          <w:rFonts w:ascii="Calibri" w:eastAsia="微软雅黑" w:hAnsi="Calibri" w:cs="Calibri"/>
+        </w:rPr>
+        <w:t>会务邮件。</w:t>
+      </w:r>
+    </w:p>
+    <w:p>
+      <w:pPr>
+        <w:spacing w:after="120" w:line="360" w:lineRule="auto"/>
+        <w:jc w:val="left"/>
+        <w:rPr>
+          <w:rFonts w:ascii="Calibri" w:eastAsia="微软雅黑" w:hAnsi="Calibri" w:cs="Calibri"/>
+        </w:rPr>
+      </w:pPr>
+      <w:r>
+        <w:rPr>
+          <w:rFonts w:ascii="Calibri" w:eastAsia="微软雅黑" w:hAnsi="Calibri" w:cs="Calibri"/>
+        </w:rPr>
+        <w:t xml:space="preserve">2. </w:t>
+      </w:r>
+      <w:r>
+        <w:rPr>
+          <w:rFonts w:ascii="Calibri" w:eastAsia="微软雅黑" w:hAnsi="Calibri" w:cs="Calibri"/>
+        </w:rPr>
+        <w:t>【论文成果</w:t>
+      </w:r>
+      <w:r>
+        <w:rPr>
+          <w:rFonts w:ascii="Calibri" w:eastAsia="微软雅黑" w:hAnsi="Calibri" w:cs="Calibri"/>
+        </w:rPr>
+        <w:t>2</w:t>
+      </w:r>
+      <w:r>
+        <w:rPr>
+          <w:rFonts w:ascii="Calibri" w:eastAsia="微软雅黑" w:hAnsi="Calibri" w:cs="Calibri"/>
+        </w:rPr>
+        <w:t>】</w:t>
+      </w:r>
+      <w:r>
+        <w:rPr>
+          <w:rFonts w:ascii="Calibri" w:eastAsia="微软雅黑" w:hAnsi="Calibri" w:cs="Calibri"/>
+        </w:rPr>
+        <w:t xml:space="preserve">MXAttention </w:t>
+      </w:r>
+      <w:r>
+        <w:rPr>
+          <w:rFonts w:ascii="Calibri" w:eastAsia="微软雅黑" w:hAnsi="Calibri" w:cs="Calibri"/>
+        </w:rPr>
+        <w:t>论文。</w:t>
+      </w:r>
+    </w:p>
+    <w:p>
+      <w:pPr>
+        <w:spacing w:after="120" w:line="360" w:lineRule="auto"/>
+        <w:jc w:val="left"/>
+        <w:rPr>
+          <w:rFonts w:ascii="Calibri" w:eastAsia="微软雅黑" w:hAnsi="Calibri" w:cs="Calibri"/>
+        </w:rPr>
+      </w:pPr>
+      <w:r>
+        <w:rPr>
+          <w:rFonts w:ascii="Calibri" w:eastAsia="微软雅黑" w:hAnsi="Calibri" w:cs="Calibri"/>
+        </w:rPr>
+        <w:t xml:space="preserve">3. MindIE-SD PR !232 </w:t>
+      </w:r>
+      <w:r>
+        <w:rPr>
+          <w:rFonts w:ascii="Calibri" w:eastAsia="微软雅黑" w:hAnsi="Calibri" w:cs="Calibri"/>
         </w:rPr>
         <w:t>合入记录及提交归属。</w:t>
       </w:r>
@@ -1219,28 +1860,20 @@
     <w:p>
       <w:pPr>
         <w:spacing w:after="120" w:line="360" w:lineRule="auto"/>
-        <w:rPr>
-          <w:rFonts w:eastAsia="微软雅黑"/>
-          <w:b/>
-          <w:color w:val="333333"/>
-          <w:sz w:val="24"/>
-        </w:rPr>
-      </w:pPr>
-      <w:r>
-        <w:rPr>
-          <w:rFonts w:eastAsia="微软雅黑"/>
-          <w:b/>
-          <w:color w:val="333333"/>
-          <w:sz w:val="24"/>
-        </w:rPr>
-        <w:t xml:space="preserve">2. MindIE-SD PR !243 </w:t>
-      </w:r>
-      <w:r>
-        <w:rPr>
-          <w:rFonts w:eastAsia="微软雅黑"/>
-          <w:b/>
-          <w:color w:val="333333"/>
-          <w:sz w:val="24"/>
+        <w:jc w:val="left"/>
+        <w:rPr>
+          <w:rFonts w:ascii="Calibri" w:eastAsia="微软雅黑" w:hAnsi="Calibri" w:cs="Calibri"/>
+        </w:rPr>
+      </w:pPr>
+      <w:r>
+        <w:rPr>
+          <w:rFonts w:ascii="Calibri" w:eastAsia="微软雅黑" w:hAnsi="Calibri" w:cs="Calibri"/>
+        </w:rPr>
+        <w:t xml:space="preserve">4. MindIE-SD PR !243 </w:t>
+      </w:r>
+      <w:r>
+        <w:rPr>
+          <w:rFonts w:ascii="Calibri" w:eastAsia="微软雅黑" w:hAnsi="Calibri" w:cs="Calibri"/>
         </w:rPr>
         <w:t>合入记录及提交归属。</w:t>
       </w:r>
@@ -1248,28 +1881,20 @@
     <w:p>
       <w:pPr>
         <w:spacing w:after="120" w:line="360" w:lineRule="auto"/>
-        <w:rPr>
-          <w:rFonts w:eastAsia="微软雅黑"/>
-          <w:b/>
-          <w:color w:val="333333"/>
-          <w:sz w:val="24"/>
-        </w:rPr>
-      </w:pPr>
-      <w:r>
-        <w:rPr>
-          <w:rFonts w:eastAsia="微软雅黑"/>
-          <w:b/>
-          <w:color w:val="333333"/>
-          <w:sz w:val="24"/>
-        </w:rPr>
-        <w:t xml:space="preserve">3. 3MS </w:t>
-      </w:r>
-      <w:r>
-        <w:rPr>
-          <w:rFonts w:eastAsia="微软雅黑"/>
-          <w:b/>
-          <w:color w:val="333333"/>
-          <w:sz w:val="24"/>
+        <w:jc w:val="left"/>
+        <w:rPr>
+          <w:rFonts w:ascii="Calibri" w:eastAsia="微软雅黑" w:hAnsi="Calibri" w:cs="Calibri"/>
+        </w:rPr>
+      </w:pPr>
+      <w:r>
+        <w:rPr>
+          <w:rFonts w:ascii="Calibri" w:eastAsia="微软雅黑" w:hAnsi="Calibri" w:cs="Calibri"/>
+        </w:rPr>
+        <w:t xml:space="preserve">5. 3MS </w:t>
+      </w:r>
+      <w:r>
+        <w:rPr>
+          <w:rFonts w:ascii="Calibri" w:eastAsia="微软雅黑" w:hAnsi="Calibri" w:cs="Calibri"/>
         </w:rPr>
         <w:t>能力提升培训页面。</w:t>
       </w:r>
@@ -1277,40 +1902,184 @@
     <w:p>
       <w:pPr>
         <w:spacing w:after="120" w:line="360" w:lineRule="auto"/>
-        <w:rPr>
-          <w:rFonts w:eastAsia="微软雅黑"/>
-          <w:b/>
-          <w:color w:val="333333"/>
-          <w:sz w:val="24"/>
-        </w:rPr>
-      </w:pPr>
-      <w:r>
-        <w:rPr>
-          <w:rFonts w:eastAsia="微软雅黑"/>
-          <w:b/>
-          <w:color w:val="333333"/>
-          <w:sz w:val="24"/>
-        </w:rPr>
-        <w:t xml:space="preserve">4. </w:t>
-      </w:r>
-      <w:r>
-        <w:rPr>
-          <w:rFonts w:eastAsia="微软雅黑"/>
-          <w:b/>
-          <w:color w:val="333333"/>
-          <w:sz w:val="24"/>
+        <w:jc w:val="left"/>
+        <w:rPr>
+          <w:rFonts w:ascii="Calibri" w:eastAsia="微软雅黑" w:hAnsi="Calibri" w:cs="Calibri"/>
+        </w:rPr>
+      </w:pPr>
+      <w:r>
+        <w:rPr>
+          <w:rFonts w:ascii="Calibri" w:eastAsia="微软雅黑" w:hAnsi="Calibri" w:cs="Calibri"/>
+        </w:rPr>
+        <w:t xml:space="preserve">6. </w:t>
+      </w:r>
+      <w:r>
+        <w:rPr>
+          <w:rFonts w:ascii="Calibri" w:eastAsia="微软雅黑" w:hAnsi="Calibri" w:cs="Calibri"/>
         </w:rPr>
         <w:t>实习生项黎明优秀实习生公司宣传页面。</w:t>
       </w:r>
     </w:p>
     <w:sectPr>
+      <w:headerReference w:type="even" r:id="rId6"/>
+      <w:headerReference w:type="default" r:id="rId7"/>
+      <w:footerReference w:type="even" r:id="rId8"/>
+      <w:footerReference w:type="default" r:id="rId9"/>
+      <w:headerReference w:type="first" r:id="rId10"/>
+      <w:footerReference w:type="first" r:id="rId11"/>
       <w:pgSz w:w="11906" w:h="16838"/>
-      <w:pgMar w:top="1440" w:right="1800" w:bottom="1440" w:left="1800" w:header="851" w:footer="992" w:gutter="0"/>
+      <w:pgMar w:top="1417" w:right="1417" w:bottom="1417" w:left="1417" w:header="851" w:footer="992" w:gutter="0"/>
       <w:cols w:space="425"/>
       <w:docGrid w:type="lines" w:linePitch="312"/>
     </w:sectPr>
   </w:body>
 </w:document>
+</file>
+
+<file path=word/endnotes.xml><?xml version="1.0" encoding="utf-8"?>
+<w:endnotes xmlns:wpc="http://schemas.microsoft.com/office/word/2010/wordprocessingCanvas" xmlns:cx="http://schemas.microsoft.com/office/drawing/2014/chartex" xmlns:cx1="http://schemas.microsoft.com/office/drawing/2015/9/8/chartex" xmlns:cx2="http://schemas.microsoft.com/office/drawing/2015/10/21/chartex" xmlns:cx3="http://schemas.microsoft.com/office/drawing/2016/5/9/chartex" xmlns:cx4="http://schemas.microsoft.com/office/drawing/2016/5/10/chartex" xmlns:cx5="http://schemas.microsoft.com/office/drawing/2016/5/11/chartex" xmlns:cx6="http://schemas.microsoft.com/office/drawing/2016/5/12/chartex" xmlns:cx7="http://schemas.microsoft.com/office/drawing/2016/5/13/chartex" xmlns:cx8="http://schemas.microsoft.com/office/drawing/2016/5/14/chartex" xmlns:mc="http://schemas.openxmlformats.org/markup-compatibility/2006" xmlns:aink="http://schemas.microsoft.com/office/drawing/2016/ink" xmlns:am3d="http://schemas.microsoft.com/office/drawing/2017/model3d" xmlns:o="urn:schemas-microsoft-com:office:office" xmlns:r="http://schemas.openxmlformats.org/officeDocument/2006/relationships" xmlns:m="http://schemas.openxmlformats.org/officeDocument/2006/math" xmlns:v="urn:schemas-microsoft-com:vml" xmlns:wp14="http://schemas.microsoft.com/office/word/2010/wordprocessingDrawing" xmlns:wp="http://schemas.openxmlformats.org/drawingml/2006/wordprocessingDrawing" xmlns:w10="urn:schemas-microsoft-com:office:word" xmlns:w="http://schemas.openxmlformats.org/wordprocessingml/2006/main" xmlns:w14="http://schemas.microsoft.com/office/word/2010/wordml" xmlns:w15="http://schemas.microsoft.com/office/word/2012/wordml" xmlns:w16cex="http://schemas.microsoft.com/office/word/2018/wordml/cex" xmlns:w16cid="http://schemas.microsoft.com/office/word/2016/wordml/cid" xmlns:w16="http://schemas.microsoft.com/office/word/2018/wordml" xmlns:w16sdtdh="http://schemas.microsoft.com/office/word/2020/wordml/sdtdatahash" xmlns:w16se="http://schemas.microsoft.com/office/word/2015/wordml/symex" xmlns:wpg="http://schemas.microsoft.com/office/word/2010/wordprocessingGroup" xmlns:wpi="http://schemas.microsoft.com/office/word/2010/wordprocessingInk" xmlns:wne="http://schemas.microsoft.com/office/word/2006/wordml" xmlns:wps="http://schemas.microsoft.com/office/word/2010/wordprocessingShape" mc:Ignorable="w14 w15 w16se w16cid w16 w16cex w16sdtdh wp14">
+  <w:endnote w:type="separator" w:id="-1">
+    <w:p>
+      <w:r>
+        <w:separator/>
+      </w:r>
+    </w:p>
+  </w:endnote>
+  <w:endnote w:type="continuationSeparator" w:id="0">
+    <w:p>
+      <w:r>
+        <w:continuationSeparator/>
+      </w:r>
+    </w:p>
+  </w:endnote>
+</w:endnotes>
+</file>
+
+<file path=word/footer1.xml><?xml version="1.0" encoding="utf-8"?>
+<w:ftr xmlns:wpc="http://schemas.microsoft.com/office/word/2010/wordprocessingCanvas" xmlns:cx="http://schemas.microsoft.com/office/drawing/2014/chartex" xmlns:cx1="http://schemas.microsoft.com/office/drawing/2015/9/8/chartex" xmlns:cx2="http://schemas.microsoft.com/office/drawing/2015/10/21/chartex" xmlns:cx3="http://schemas.microsoft.com/office/drawing/2016/5/9/chartex" xmlns:cx4="http://schemas.microsoft.com/office/drawing/2016/5/10/chartex" xmlns:cx5="http://schemas.microsoft.com/office/drawing/2016/5/11/chartex" xmlns:cx6="http://schemas.microsoft.com/office/drawing/2016/5/12/chartex" xmlns:cx7="http://schemas.microsoft.com/office/drawing/2016/5/13/chartex" xmlns:cx8="http://schemas.microsoft.com/office/drawing/2016/5/14/chartex" xmlns:mc="http://schemas.openxmlformats.org/markup-compatibility/2006" xmlns:aink="http://schemas.microsoft.com/office/drawing/2016/ink" xmlns:am3d="http://schemas.microsoft.com/office/drawing/2017/model3d" xmlns:o="urn:schemas-microsoft-com:office:office" xmlns:r="http://schemas.openxmlformats.org/officeDocument/2006/relationships" xmlns:m="http://schemas.openxmlformats.org/officeDocument/2006/math" xmlns:v="urn:schemas-microsoft-com:vml" xmlns:wp14="http://schemas.microsoft.com/office/word/2010/wordprocessingDrawing" xmlns:wp="http://schemas.openxmlformats.org/drawingml/2006/wordprocessingDrawing" xmlns:w10="urn:schemas-microsoft-com:office:word" xmlns:w="http://schemas.openxmlformats.org/wordprocessingml/2006/main" xmlns:w14="http://schemas.microsoft.com/office/word/2010/wordml" xmlns:w15="http://schemas.microsoft.com/office/word/2012/wordml" xmlns:w16cex="http://schemas.microsoft.com/office/word/2018/wordml/cex" xmlns:w16cid="http://schemas.microsoft.com/office/word/2016/wordml/cid" xmlns:w16="http://schemas.microsoft.com/office/word/2018/wordml" xmlns:w16sdtdh="http://schemas.microsoft.com/office/word/2020/wordml/sdtdatahash" xmlns:w16se="http://schemas.microsoft.com/office/word/2015/wordml/symex" xmlns:wpg="http://schemas.microsoft.com/office/word/2010/wordprocessingGroup" xmlns:wpi="http://schemas.microsoft.com/office/word/2010/wordprocessingInk" xmlns:wne="http://schemas.microsoft.com/office/word/2006/wordml" xmlns:wps="http://schemas.microsoft.com/office/word/2010/wordprocessingShape" mc:Ignorable="w14 w15 w16se w16cid w16 w16cex w16sdtdh wp14">
+  <w:p>
+    <w:pPr>
+      <w:pStyle w:val="a5"/>
+    </w:pPr>
+  </w:p>
+</w:ftr>
+</file>
+
+<file path=word/footer2.xml><?xml version="1.0" encoding="utf-8"?>
+<w:ftr xmlns:wpc="http://schemas.microsoft.com/office/word/2010/wordprocessingCanvas" xmlns:cx="http://schemas.microsoft.com/office/drawing/2014/chartex" xmlns:cx1="http://schemas.microsoft.com/office/drawing/2015/9/8/chartex" xmlns:cx2="http://schemas.microsoft.com/office/drawing/2015/10/21/chartex" xmlns:cx3="http://schemas.microsoft.com/office/drawing/2016/5/9/chartex" xmlns:cx4="http://schemas.microsoft.com/office/drawing/2016/5/10/chartex" xmlns:cx5="http://schemas.microsoft.com/office/drawing/2016/5/11/chartex" xmlns:cx6="http://schemas.microsoft.com/office/drawing/2016/5/12/chartex" xmlns:cx7="http://schemas.microsoft.com/office/drawing/2016/5/13/chartex" xmlns:cx8="http://schemas.microsoft.com/office/drawing/2016/5/14/chartex" xmlns:mc="http://schemas.openxmlformats.org/markup-compatibility/2006" xmlns:aink="http://schemas.microsoft.com/office/drawing/2016/ink" xmlns:am3d="http://schemas.microsoft.com/office/drawing/2017/model3d" xmlns:o="urn:schemas-microsoft-com:office:office" xmlns:r="http://schemas.openxmlformats.org/officeDocument/2006/relationships" xmlns:m="http://schemas.openxmlformats.org/officeDocument/2006/math" xmlns:v="urn:schemas-microsoft-com:vml" xmlns:wp14="http://schemas.microsoft.com/office/word/2010/wordprocessingDrawing" xmlns:wp="http://schemas.openxmlformats.org/drawingml/2006/wordprocessingDrawing" xmlns:w10="urn:schemas-microsoft-com:office:word" xmlns:w="http://schemas.openxmlformats.org/wordprocessingml/2006/main" xmlns:w14="http://schemas.microsoft.com/office/word/2010/wordml" xmlns:w15="http://schemas.microsoft.com/office/word/2012/wordml" xmlns:w16cex="http://schemas.microsoft.com/office/word/2018/wordml/cex" xmlns:w16cid="http://schemas.microsoft.com/office/word/2016/wordml/cid" xmlns:w16="http://schemas.microsoft.com/office/word/2018/wordml" xmlns:w16sdtdh="http://schemas.microsoft.com/office/word/2020/wordml/sdtdatahash" xmlns:w16se="http://schemas.microsoft.com/office/word/2015/wordml/symex" xmlns:wpg="http://schemas.microsoft.com/office/word/2010/wordprocessingGroup" xmlns:wpi="http://schemas.microsoft.com/office/word/2010/wordprocessingInk" xmlns:wne="http://schemas.microsoft.com/office/word/2006/wordml" xmlns:wps="http://schemas.microsoft.com/office/word/2010/wordprocessingShape" mc:Ignorable="w14 w15 w16se w16cid w16 w16cex w16sdtdh wp14">
+  <w:p>
+    <w:pPr>
+      <w:pStyle w:val="a5"/>
+    </w:pPr>
+    <w:r>
+      <w:fldChar w:fldCharType="begin"/>
+    </w:r>
+    <w:r>
+      <w:instrText xml:space="preserve"> PAGE  \* MERGEFORMAT </w:instrText>
+    </w:r>
+    <w:r>
+      <w:fldChar w:fldCharType="separate"/>
+    </w:r>
+    <w:r>
+      <w:rPr>
+        <w:noProof/>
+      </w:rPr>
+      <w:t>1</w:t>
+    </w:r>
+    <w:r>
+      <w:fldChar w:fldCharType="end"/>
+    </w:r>
+  </w:p>
+</w:ftr>
+</file>
+
+<file path=word/footer3.xml><?xml version="1.0" encoding="utf-8"?>
+<w:ftr xmlns:wpc="http://schemas.microsoft.com/office/word/2010/wordprocessingCanvas" xmlns:cx="http://schemas.microsoft.com/office/drawing/2014/chartex" xmlns:cx1="http://schemas.microsoft.com/office/drawing/2015/9/8/chartex" xmlns:cx2="http://schemas.microsoft.com/office/drawing/2015/10/21/chartex" xmlns:cx3="http://schemas.microsoft.com/office/drawing/2016/5/9/chartex" xmlns:cx4="http://schemas.microsoft.com/office/drawing/2016/5/10/chartex" xmlns:cx5="http://schemas.microsoft.com/office/drawing/2016/5/11/chartex" xmlns:cx6="http://schemas.microsoft.com/office/drawing/2016/5/12/chartex" xmlns:cx7="http://schemas.microsoft.com/office/drawing/2016/5/13/chartex" xmlns:cx8="http://schemas.microsoft.com/office/drawing/2016/5/14/chartex" xmlns:mc="http://schemas.openxmlformats.org/markup-compatibility/2006" xmlns:aink="http://schemas.microsoft.com/office/drawing/2016/ink" xmlns:am3d="http://schemas.microsoft.com/office/drawing/2017/model3d" xmlns:o="urn:schemas-microsoft-com:office:office" xmlns:r="http://schemas.openxmlformats.org/officeDocument/2006/relationships" xmlns:m="http://schemas.openxmlformats.org/officeDocument/2006/math" xmlns:v="urn:schemas-microsoft-com:vml" xmlns:wp14="http://schemas.microsoft.com/office/word/2010/wordprocessingDrawing" xmlns:wp="http://schemas.openxmlformats.org/drawingml/2006/wordprocessingDrawing" xmlns:w10="urn:schemas-microsoft-com:office:word" xmlns:w="http://schemas.openxmlformats.org/wordprocessingml/2006/main" xmlns:w14="http://schemas.microsoft.com/office/word/2010/wordml" xmlns:w15="http://schemas.microsoft.com/office/word/2012/wordml" xmlns:w16cex="http://schemas.microsoft.com/office/word/2018/wordml/cex" xmlns:w16cid="http://schemas.microsoft.com/office/word/2016/wordml/cid" xmlns:w16="http://schemas.microsoft.com/office/word/2018/wordml" xmlns:w16sdtdh="http://schemas.microsoft.com/office/word/2020/wordml/sdtdatahash" xmlns:w16se="http://schemas.microsoft.com/office/word/2015/wordml/symex" xmlns:wpg="http://schemas.microsoft.com/office/word/2010/wordprocessingGroup" xmlns:wpi="http://schemas.microsoft.com/office/word/2010/wordprocessingInk" xmlns:wne="http://schemas.microsoft.com/office/word/2006/wordml" xmlns:wps="http://schemas.microsoft.com/office/word/2010/wordprocessingShape" mc:Ignorable="w14 w15 w16se w16cid w16 w16cex w16sdtdh wp14">
+  <w:p>
+    <w:pPr>
+      <w:pStyle w:val="a5"/>
+    </w:pPr>
+  </w:p>
+</w:ftr>
+</file>
+
+<file path=word/footnotes.xml><?xml version="1.0" encoding="utf-8"?>
+<w:footnotes xmlns:wpc="http://schemas.microsoft.com/office/word/2010/wordprocessingCanvas" xmlns:cx="http://schemas.microsoft.com/office/drawing/2014/chartex" xmlns:cx1="http://schemas.microsoft.com/office/drawing/2015/9/8/chartex" xmlns:cx2="http://schemas.microsoft.com/office/drawing/2015/10/21/chartex" xmlns:cx3="http://schemas.microsoft.com/office/drawing/2016/5/9/chartex" xmlns:cx4="http://schemas.microsoft.com/office/drawing/2016/5/10/chartex" xmlns:cx5="http://schemas.microsoft.com/office/drawing/2016/5/11/chartex" xmlns:cx6="http://schemas.microsoft.com/office/drawing/2016/5/12/chartex" xmlns:cx7="http://schemas.microsoft.com/office/drawing/2016/5/13/chartex" xmlns:cx8="http://schemas.microsoft.com/office/drawing/2016/5/14/chartex" xmlns:mc="http://schemas.openxmlformats.org/markup-compatibility/2006" xmlns:aink="http://schemas.microsoft.com/office/drawing/2016/ink" xmlns:am3d="http://schemas.microsoft.com/office/drawing/2017/model3d" xmlns:o="urn:schemas-microsoft-com:office:office" xmlns:r="http://schemas.openxmlformats.org/officeDocument/2006/relationships" xmlns:m="http://schemas.openxmlformats.org/officeDocument/2006/math" xmlns:v="urn:schemas-microsoft-com:vml" xmlns:wp14="http://schemas.microsoft.com/office/word/2010/wordprocessingDrawing" xmlns:wp="http://schemas.openxmlformats.org/drawingml/2006/wordprocessingDrawing" xmlns:w10="urn:schemas-microsoft-com:office:word" xmlns:w="http://schemas.openxmlformats.org/wordprocessingml/2006/main" xmlns:w14="http://schemas.microsoft.com/office/word/2010/wordml" xmlns:w15="http://schemas.microsoft.com/office/word/2012/wordml" xmlns:w16cex="http://schemas.microsoft.com/office/word/2018/wordml/cex" xmlns:w16cid="http://schemas.microsoft.com/office/word/2016/wordml/cid" xmlns:w16="http://schemas.microsoft.com/office/word/2018/wordml" xmlns:w16sdtdh="http://schemas.microsoft.com/office/word/2020/wordml/sdtdatahash" xmlns:w16se="http://schemas.microsoft.com/office/word/2015/wordml/symex" xmlns:wpg="http://schemas.microsoft.com/office/word/2010/wordprocessingGroup" xmlns:wpi="http://schemas.microsoft.com/office/word/2010/wordprocessingInk" xmlns:wne="http://schemas.microsoft.com/office/word/2006/wordml" xmlns:wps="http://schemas.microsoft.com/office/word/2010/wordprocessingShape" mc:Ignorable="w14 w15 w16se w16cid w16 w16cex w16sdtdh wp14">
+  <w:footnote w:type="separator" w:id="-1">
+    <w:p>
+      <w:r>
+        <w:separator/>
+      </w:r>
+    </w:p>
+  </w:footnote>
+  <w:footnote w:type="continuationSeparator" w:id="0">
+    <w:p>
+      <w:r>
+        <w:continuationSeparator/>
+      </w:r>
+    </w:p>
+  </w:footnote>
+</w:footnotes>
+</file>
+
+<file path=word/header1.xml><?xml version="1.0" encoding="utf-8"?>
+<w:hdr xmlns:wpc="http://schemas.microsoft.com/office/word/2010/wordprocessingCanvas" xmlns:cx="http://schemas.microsoft.com/office/drawing/2014/chartex" xmlns:cx1="http://schemas.microsoft.com/office/drawing/2015/9/8/chartex" xmlns:cx2="http://schemas.microsoft.com/office/drawing/2015/10/21/chartex" xmlns:cx3="http://schemas.microsoft.com/office/drawing/2016/5/9/chartex" xmlns:cx4="http://schemas.microsoft.com/office/drawing/2016/5/10/chartex" xmlns:cx5="http://schemas.microsoft.com/office/drawing/2016/5/11/chartex" xmlns:cx6="http://schemas.microsoft.com/office/drawing/2016/5/12/chartex" xmlns:cx7="http://schemas.microsoft.com/office/drawing/2016/5/13/chartex" xmlns:cx8="http://schemas.microsoft.com/office/drawing/2016/5/14/chartex" xmlns:mc="http://schemas.openxmlformats.org/markup-compatibility/2006" xmlns:aink="http://schemas.microsoft.com/office/drawing/2016/ink" xmlns:am3d="http://schemas.microsoft.com/office/drawing/2017/model3d" xmlns:o="urn:schemas-microsoft-com:office:office" xmlns:r="http://schemas.openxmlformats.org/officeDocument/2006/relationships" xmlns:m="http://schemas.openxmlformats.org/officeDocument/2006/math" xmlns:v="urn:schemas-microsoft-com:vml" xmlns:wp14="http://schemas.microsoft.com/office/word/2010/wordprocessingDrawing" xmlns:wp="http://schemas.openxmlformats.org/drawingml/2006/wordprocessingDrawing" xmlns:w10="urn:schemas-microsoft-com:office:word" xmlns:w="http://schemas.openxmlformats.org/wordprocessingml/2006/main" xmlns:w14="http://schemas.microsoft.com/office/word/2010/wordml" xmlns:w15="http://schemas.microsoft.com/office/word/2012/wordml" xmlns:w16cex="http://schemas.microsoft.com/office/word/2018/wordml/cex" xmlns:w16cid="http://schemas.microsoft.com/office/word/2016/wordml/cid" xmlns:w16="http://schemas.microsoft.com/office/word/2018/wordml" xmlns:w16sdtdh="http://schemas.microsoft.com/office/word/2020/wordml/sdtdatahash" xmlns:w16se="http://schemas.microsoft.com/office/word/2015/wordml/symex" xmlns:wpg="http://schemas.microsoft.com/office/word/2010/wordprocessingGroup" xmlns:wpi="http://schemas.microsoft.com/office/word/2010/wordprocessingInk" xmlns:wne="http://schemas.microsoft.com/office/word/2006/wordml" xmlns:wps="http://schemas.microsoft.com/office/word/2010/wordprocessingShape" mc:Ignorable="w14 w15 w16se w16cid w16 w16cex w16sdtdh wp14">
+  <w:p>
+    <w:pPr>
+      <w:pStyle w:val="a3"/>
+    </w:pPr>
+  </w:p>
+</w:hdr>
+</file>
+
+<file path=word/header2.xml><?xml version="1.0" encoding="utf-8"?>
+<w:hdr xmlns:wpc="http://schemas.microsoft.com/office/word/2010/wordprocessingCanvas" xmlns:cx="http://schemas.microsoft.com/office/drawing/2014/chartex" xmlns:cx1="http://schemas.microsoft.com/office/drawing/2015/9/8/chartex" xmlns:cx2="http://schemas.microsoft.com/office/drawing/2015/10/21/chartex" xmlns:cx3="http://schemas.microsoft.com/office/drawing/2016/5/9/chartex" xmlns:cx4="http://schemas.microsoft.com/office/drawing/2016/5/10/chartex" xmlns:cx5="http://schemas.microsoft.com/office/drawing/2016/5/11/chartex" xmlns:cx6="http://schemas.microsoft.com/office/drawing/2016/5/12/chartex" xmlns:cx7="http://schemas.microsoft.com/office/drawing/2016/5/13/chartex" xmlns:cx8="http://schemas.microsoft.com/office/drawing/2016/5/14/chartex" xmlns:mc="http://schemas.openxmlformats.org/markup-compatibility/2006" xmlns:aink="http://schemas.microsoft.com/office/drawing/2016/ink" xmlns:am3d="http://schemas.microsoft.com/office/drawing/2017/model3d" xmlns:o="urn:schemas-microsoft-com:office:office" xmlns:r="http://schemas.openxmlformats.org/officeDocument/2006/relationships" xmlns:m="http://schemas.openxmlformats.org/officeDocument/2006/math" xmlns:v="urn:schemas-microsoft-com:vml" xmlns:wp14="http://schemas.microsoft.com/office/word/2010/wordprocessingDrawing" xmlns:wp="http://schemas.openxmlformats.org/drawingml/2006/wordprocessingDrawing" xmlns:w10="urn:schemas-microsoft-com:office:word" xmlns:w="http://schemas.openxmlformats.org/wordprocessingml/2006/main" xmlns:w14="http://schemas.microsoft.com/office/word/2010/wordml" xmlns:w15="http://schemas.microsoft.com/office/word/2012/wordml" xmlns:w16cex="http://schemas.microsoft.com/office/word/2018/wordml/cex" xmlns:w16cid="http://schemas.microsoft.com/office/word/2016/wordml/cid" xmlns:w16="http://schemas.microsoft.com/office/word/2018/wordml" xmlns:w16sdtdh="http://schemas.microsoft.com/office/word/2020/wordml/sdtdatahash" xmlns:w16se="http://schemas.microsoft.com/office/word/2015/wordml/symex" xmlns:wpg="http://schemas.microsoft.com/office/word/2010/wordprocessingGroup" xmlns:wpi="http://schemas.microsoft.com/office/word/2010/wordprocessingInk" xmlns:wne="http://schemas.microsoft.com/office/word/2006/wordml" xmlns:wps="http://schemas.microsoft.com/office/word/2010/wordprocessingShape" mc:Ignorable="w14 w15 w16se w16cid w16 w16cex w16sdtdh wp14">
+  <w:p>
+    <w:pPr>
+      <w:pStyle w:val="a3"/>
+      <w:jc w:val="right"/>
+      <w:rPr>
+        <w:rFonts w:eastAsia="微软雅黑"/>
+        <w:color w:val="777777"/>
+        <w:sz w:val="16"/>
+      </w:rPr>
+    </w:pPr>
+    <w:r>
+      <w:rPr>
+        <w:rFonts w:eastAsia="微软雅黑" w:hint="eastAsia"/>
+        <w:color w:val="777777"/>
+        <w:sz w:val="16"/>
+      </w:rPr>
+      <w:t>数据科学与</w:t>
+    </w:r>
+    <w:r>
+      <w:rPr>
+        <w:rFonts w:eastAsia="微软雅黑"/>
+        <w:color w:val="777777"/>
+        <w:sz w:val="16"/>
+      </w:rPr>
+      <w:t xml:space="preserve"> AI </w:t>
+    </w:r>
+    <w:r>
+      <w:rPr>
+        <w:rFonts w:eastAsia="微软雅黑"/>
+        <w:color w:val="777777"/>
+        <w:sz w:val="16"/>
+      </w:rPr>
+      <w:t>工程三级任职材料｜专业回馈</w:t>
+    </w:r>
+  </w:p>
+</w:hdr>
+</file>
+
+<file path=word/header3.xml><?xml version="1.0" encoding="utf-8"?>
+<w:hdr xmlns:wpc="http://schemas.microsoft.com/office/word/2010/wordprocessingCanvas" xmlns:cx="http://schemas.microsoft.com/office/drawing/2014/chartex" xmlns:cx1="http://schemas.microsoft.com/office/drawing/2015/9/8/chartex" xmlns:cx2="http://schemas.microsoft.com/office/drawing/2015/10/21/chartex" xmlns:cx3="http://schemas.microsoft.com/office/drawing/2016/5/9/chartex" xmlns:cx4="http://schemas.microsoft.com/office/drawing/2016/5/10/chartex" xmlns:cx5="http://schemas.microsoft.com/office/drawing/2016/5/11/chartex" xmlns:cx6="http://schemas.microsoft.com/office/drawing/2016/5/12/chartex" xmlns:cx7="http://schemas.microsoft.com/office/drawing/2016/5/13/chartex" xmlns:cx8="http://schemas.microsoft.com/office/drawing/2016/5/14/chartex" xmlns:mc="http://schemas.openxmlformats.org/markup-compatibility/2006" xmlns:aink="http://schemas.microsoft.com/office/drawing/2016/ink" xmlns:am3d="http://schemas.microsoft.com/office/drawing/2017/model3d" xmlns:o="urn:schemas-microsoft-com:office:office" xmlns:r="http://schemas.openxmlformats.org/officeDocument/2006/relationships" xmlns:m="http://schemas.openxmlformats.org/officeDocument/2006/math" xmlns:v="urn:schemas-microsoft-com:vml" xmlns:wp14="http://schemas.microsoft.com/office/word/2010/wordprocessingDrawing" xmlns:wp="http://schemas.openxmlformats.org/drawingml/2006/wordprocessingDrawing" xmlns:w10="urn:schemas-microsoft-com:office:word" xmlns:w="http://schemas.openxmlformats.org/wordprocessingml/2006/main" xmlns:w14="http://schemas.microsoft.com/office/word/2010/wordml" xmlns:w15="http://schemas.microsoft.com/office/word/2012/wordml" xmlns:w16cex="http://schemas.microsoft.com/office/word/2018/wordml/cex" xmlns:w16cid="http://schemas.microsoft.com/office/word/2016/wordml/cid" xmlns:w16="http://schemas.microsoft.com/office/word/2018/wordml" xmlns:w16sdtdh="http://schemas.microsoft.com/office/word/2020/wordml/sdtdatahash" xmlns:w16se="http://schemas.microsoft.com/office/word/2015/wordml/symex" xmlns:wpg="http://schemas.microsoft.com/office/word/2010/wordprocessingGroup" xmlns:wpi="http://schemas.microsoft.com/office/word/2010/wordprocessingInk" xmlns:wne="http://schemas.microsoft.com/office/word/2006/wordml" xmlns:wps="http://schemas.microsoft.com/office/word/2010/wordprocessingShape" mc:Ignorable="w14 w15 w16se w16cid w16 w16cex w16sdtdh wp14">
+  <w:p>
+    <w:pPr>
+      <w:pStyle w:val="a3"/>
+    </w:pPr>
+  </w:p>
+</w:hdr>
 </file>
 
 <file path=word/styles.xml><?xml version="1.0" encoding="utf-8"?>
@@ -1740,6 +2509,71 @@
     <w:semiHidden/>
     <w:unhideWhenUsed/>
   </w:style>
+  <w:style w:type="paragraph" w:styleId="a3">
+    <w:name w:val="header"/>
+    <w:basedOn w:val="a"/>
+    <w:link w:val="a4"/>
+    <w:uiPriority w:val="99"/>
+    <w:unhideWhenUsed/>
+    <w:rsid w:val="006E4465"/>
+    <w:pPr>
+      <w:pBdr>
+        <w:bottom w:val="single" w:sz="6" w:space="1" w:color="auto"/>
+      </w:pBdr>
+      <w:tabs>
+        <w:tab w:val="center" w:pos="4153"/>
+        <w:tab w:val="right" w:pos="8306"/>
+      </w:tabs>
+      <w:snapToGrid w:val="0"/>
+      <w:jc w:val="center"/>
+    </w:pPr>
+    <w:rPr>
+      <w:sz w:val="18"/>
+      <w:szCs w:val="18"/>
+    </w:rPr>
+  </w:style>
+  <w:style w:type="character" w:customStyle="1" w:styleId="a4">
+    <w:name w:val="页眉 字符"/>
+    <w:basedOn w:val="a0"/>
+    <w:link w:val="a3"/>
+    <w:uiPriority w:val="99"/>
+    <w:rsid w:val="006E4465"/>
+    <w:rPr>
+      <w:sz w:val="18"/>
+      <w:szCs w:val="18"/>
+    </w:rPr>
+  </w:style>
+  <w:style w:type="paragraph" w:styleId="a5">
+    <w:name w:val="footer"/>
+    <w:basedOn w:val="a"/>
+    <w:link w:val="a6"/>
+    <w:uiPriority w:val="99"/>
+    <w:unhideWhenUsed/>
+    <w:rsid w:val="006E4465"/>
+    <w:pPr>
+      <w:tabs>
+        <w:tab w:val="center" w:pos="4153"/>
+        <w:tab w:val="right" w:pos="8306"/>
+      </w:tabs>
+      <w:snapToGrid w:val="0"/>
+      <w:jc w:val="left"/>
+    </w:pPr>
+    <w:rPr>
+      <w:sz w:val="18"/>
+      <w:szCs w:val="18"/>
+    </w:rPr>
+  </w:style>
+  <w:style w:type="character" w:customStyle="1" w:styleId="a6">
+    <w:name w:val="页脚 字符"/>
+    <w:basedOn w:val="a0"/>
+    <w:link w:val="a5"/>
+    <w:uiPriority w:val="99"/>
+    <w:rsid w:val="006E4465"/>
+    <w:rPr>
+      <w:sz w:val="18"/>
+      <w:szCs w:val="18"/>
+    </w:rPr>
+  </w:style>
 </w:styles>
 </file>
 
